--- a/笔记 (2026.05.05).docx
+++ b/笔记 (2026.05.05).docx
@@ -1,6 +1,6 @@
 
 <file path=word/document.xml><?xml version="1.0" encoding="utf-8"?>
-<w:document xmlns:wpc="http://schemas.microsoft.com/office/word/2010/wordprocessingCanvas" xmlns:mc="http://schemas.openxmlformats.org/markup-compatibility/2006" xmlns:o="urn:schemas-microsoft-com:office:office" xmlns:r="http://schemas.openxmlformats.org/officeDocument/2006/relationships" xmlns:m="http://schemas.openxmlformats.org/officeDocument/2006/math" xmlns:v="urn:schemas-microsoft-com:vml" xmlns:wp14="http://schemas.microsoft.com/office/word/2010/wordprocessingDrawing" xmlns:wp="http://schemas.openxmlformats.org/drawingml/2006/wordprocessingDrawing" xmlns:w="http://schemas.openxmlformats.org/wordprocessingml/2006/main" xmlns:w14="http://schemas.microsoft.com/office/word/2010/wordml" xmlns:w10="urn:schemas-microsoft-com:office:word" xmlns:w15="http://schemas.microsoft.com/office/word/2012/wordml" xmlns:wpg="http://schemas.microsoft.com/office/word/2010/wordprocessingGroup" xmlns:wpi="http://schemas.microsoft.com/office/word/2010/wordprocessingInk" xmlns:wne="http://schemas.microsoft.com/office/word/2006/wordml" xmlns:wps="http://schemas.microsoft.com/office/word/2010/wordprocessingShape" xmlns:wpsCustomData="http://www.wps.cn/officeDocument/2013/wpsCustomData" mc:Ignorable="w14 w15 wp14">
+<w:document xmlns:wpc="http://schemas.microsoft.com/office/word/2010/wordprocessingCanvas" xmlns:cx="http://schemas.microsoft.com/office/drawing/2014/chartex" xmlns:cx1="http://schemas.microsoft.com/office/drawing/2015/9/8/chartex" xmlns:cx2="http://schemas.microsoft.com/office/drawing/2015/10/21/chartex" xmlns:cx3="http://schemas.microsoft.com/office/drawing/2016/5/9/chartex" xmlns:cx4="http://schemas.microsoft.com/office/drawing/2016/5/10/chartex" xmlns:cx5="http://schemas.microsoft.com/office/drawing/2016/5/11/chartex" xmlns:cx6="http://schemas.microsoft.com/office/drawing/2016/5/12/chartex" xmlns:cx7="http://schemas.microsoft.com/office/drawing/2016/5/13/chartex" xmlns:cx8="http://schemas.microsoft.com/office/drawing/2016/5/14/chartex" xmlns:mc="http://schemas.openxmlformats.org/markup-compatibility/2006" xmlns:o="urn:schemas-microsoft-com:office:office" xmlns:r="http://schemas.openxmlformats.org/officeDocument/2006/relationships" xmlns:m="http://schemas.openxmlformats.org/officeDocument/2006/math" xmlns:v="urn:schemas-microsoft-com:vml" xmlns:wp14="http://schemas.microsoft.com/office/word/2010/wordprocessingDrawing" xmlns:wp="http://schemas.openxmlformats.org/drawingml/2006/wordprocessingDrawing" xmlns:w="http://schemas.openxmlformats.org/wordprocessingml/2006/main" xmlns:w14="http://schemas.microsoft.com/office/word/2010/wordml" xmlns:w10="urn:schemas-microsoft-com:office:word" xmlns:w15="http://schemas.microsoft.com/office/word/2012/wordml" xmlns:wpg="http://schemas.microsoft.com/office/word/2010/wordprocessingGroup" xmlns:wpi="http://schemas.microsoft.com/office/word/2010/wordprocessingInk" xmlns:wne="http://schemas.microsoft.com/office/word/2006/wordml" xmlns:wps="http://schemas.microsoft.com/office/word/2010/wordprocessingShape" xmlns:wpsCustomData="http://www.wps.cn/officeDocument/2013/wpsCustomData" mc:Ignorable="w14 w15 wp14">
   <w:body>
     <w:p>
       <w:pPr>
@@ -4577,1675 +4577,1675 @@
           <w:rFonts w:hint="eastAsia"/>
           <w:lang w:val="en-US" w:eastAsia="zh-CN"/>
         </w:rPr>
-        <w:tab/>
-      </w:r>
-    </w:p>
-    <w:p>
-      <w:pPr>
-        <w:ind w:firstLine="420" w:firstLineChars="0"/>
-        <w:rPr>
-          <w:rFonts w:hint="default"/>
-          <w:lang w:val="en-US" w:eastAsia="zh-CN"/>
-        </w:rPr>
-      </w:pPr>
-      <w:r>
-        <w:rPr>
-          <w:rFonts w:hint="default"/>
-          <w:lang w:val="en-US" w:eastAsia="zh-CN"/>
-        </w:rPr>
-        <w:t>-3≡光环技能，按下技能后激活光环；对应61_Charge Event为持续时间；需要对应155_光环指令且其Unused Flag包含8，以及63_战斗能力32</w:t>
-      </w:r>
-    </w:p>
-    <w:p>
-      <w:pPr>
-        <w:ind w:firstLine="420" w:firstLineChars="0"/>
-        <w:rPr>
-          <w:rFonts w:hint="default"/>
-          <w:lang w:val="en-US" w:eastAsia="zh-CN"/>
-        </w:rPr>
-      </w:pPr>
-      <w:r>
-        <w:rPr>
-          <w:rFonts w:hint="default"/>
-          <w:lang w:val="en-US" w:eastAsia="zh-CN"/>
-        </w:rPr>
-        <w:t>-4≡招降能力，按下技能后选择目标进行招降，需要104_招降指令；对应61_Charge Event为招降范围，但会被104_招降指令的非0值Work Range覆盖；对应Charge Target为招降命中率</w:t>
-      </w:r>
-    </w:p>
-    <w:p>
-      <w:pPr>
-        <w:ind w:firstLine="420" w:firstLineChars="0"/>
-        <w:rPr>
-          <w:rFonts w:hint="default"/>
-          <w:lang w:val="en-US" w:eastAsia="zh-CN"/>
-        </w:rPr>
-      </w:pPr>
-      <w:r>
-        <w:rPr>
-          <w:rFonts w:hint="default"/>
-          <w:lang w:val="en-US" w:eastAsia="zh-CN"/>
-        </w:rPr>
-        <w:t>-5≡生成单位，按下技能后在原地建造56_Trait Piece对应的建筑单位，后续建造需要101_Build指令</w:t>
-      </w:r>
-    </w:p>
-    <w:p>
-      <w:pPr>
-        <w:rPr>
-          <w:rFonts w:hint="default"/>
-          <w:b/>
-          <w:bCs/>
-          <w:lang w:val="en-US" w:eastAsia="zh-CN"/>
-        </w:rPr>
-      </w:pPr>
-      <w:r>
-        <w:rPr>
-          <w:rFonts w:hint="default"/>
-          <w:b/>
-          <w:bCs/>
-          <w:lang w:val="en-US" w:eastAsia="zh-CN"/>
-        </w:rPr>
-        <w:t>63</w:t>
-      </w:r>
-      <w:r>
-        <w:rPr>
-          <w:rFonts w:hint="eastAsia"/>
-          <w:b/>
-          <w:bCs/>
-          <w:lang w:val="en-US" w:eastAsia="zh-CN"/>
-        </w:rPr>
-        <w:tab/>
-      </w:r>
-      <w:r>
-        <w:rPr>
-          <w:rFonts w:hint="default"/>
-          <w:b/>
-          <w:bCs/>
-          <w:lang w:val="en-US" w:eastAsia="zh-CN"/>
-        </w:rPr>
-        <w:t>Combat ability/Break off combat</w:t>
-      </w:r>
-      <w:r>
-        <w:rPr>
-          <w:rFonts w:hint="eastAsia"/>
-          <w:b/>
-          <w:bCs/>
-          <w:lang w:val="en-US" w:eastAsia="zh-CN"/>
-        </w:rPr>
-        <w:tab/>
-      </w:r>
-      <w:r>
-        <w:rPr>
-          <w:rFonts w:hint="default"/>
-          <w:b/>
-          <w:bCs/>
-          <w:lang w:val="en-US" w:eastAsia="zh-CN"/>
-        </w:rPr>
-        <w:t>战斗能力</w:t>
-      </w:r>
-    </w:p>
-    <w:p>
-      <w:pPr>
-        <w:ind w:firstLine="420" w:firstLineChars="0"/>
-        <w:rPr>
-          <w:rFonts w:hint="eastAsia"/>
-          <w:lang w:val="en-US" w:eastAsia="zh-CN"/>
-        </w:rPr>
-      </w:pPr>
-      <w:r>
-        <w:rPr>
-          <w:rFonts w:hint="eastAsia"/>
-          <w:lang w:val="en-US" w:eastAsia="zh-CN"/>
-        </w:rPr>
-        <w:t>二进制标志位，可组合。</w:t>
-      </w:r>
-    </w:p>
-    <w:p>
-      <w:pPr>
-        <w:ind w:firstLine="420" w:firstLineChars="0"/>
-        <w:rPr>
-          <w:rFonts w:hint="eastAsia"/>
-          <w:lang w:val="en-US" w:eastAsia="zh-CN"/>
-        </w:rPr>
-      </w:pPr>
-      <w:r>
-        <w:rPr>
-          <w:rFonts w:hint="eastAsia"/>
-          <w:lang w:val="en-US" w:eastAsia="zh-CN"/>
-        </w:rPr>
-        <w:t>1: 攻击无视护甲</w:t>
-      </w:r>
-    </w:p>
-    <w:p>
-      <w:pPr>
-        <w:ind w:firstLine="420" w:firstLineChars="0"/>
-        <w:rPr>
-          <w:rFonts w:hint="eastAsia"/>
-          <w:lang w:val="en-US" w:eastAsia="zh-CN"/>
-        </w:rPr>
-      </w:pPr>
-      <w:r>
-        <w:rPr>
-          <w:rFonts w:hint="eastAsia"/>
-          <w:lang w:val="en-US" w:eastAsia="zh-CN"/>
-        </w:rPr>
-        <w:t>2: 免疫攻击无视护甲的效果</w:t>
-      </w:r>
-    </w:p>
-    <w:p>
-      <w:pPr>
-        <w:ind w:firstLine="420" w:firstLineChars="0"/>
-        <w:rPr>
-          <w:rFonts w:hint="eastAsia"/>
-          <w:lang w:val="en-US" w:eastAsia="zh-CN"/>
-        </w:rPr>
-      </w:pPr>
-      <w:r>
-        <w:rPr>
-          <w:rFonts w:hint="eastAsia"/>
-          <w:lang w:val="en-US" w:eastAsia="zh-CN"/>
-        </w:rPr>
-        <w:t>4: 攻击削减目标护甲</w:t>
-      </w:r>
-    </w:p>
-    <w:p>
-      <w:pPr>
-        <w:ind w:firstLine="420" w:firstLineChars="0"/>
-        <w:rPr>
-          <w:rFonts w:hint="eastAsia"/>
-          <w:lang w:val="en-US" w:eastAsia="zh-CN"/>
-        </w:rPr>
-      </w:pPr>
-      <w:r>
-        <w:rPr>
-          <w:rFonts w:hint="eastAsia"/>
-          <w:lang w:val="en-US" w:eastAsia="zh-CN"/>
-        </w:rPr>
-        <w:t>8: 可强制对地攻击</w:t>
-      </w:r>
-    </w:p>
-    <w:p>
-      <w:pPr>
-        <w:ind w:firstLine="420" w:firstLineChars="0"/>
-        <w:rPr>
-          <w:rFonts w:hint="eastAsia"/>
-          <w:lang w:val="en-US" w:eastAsia="zh-CN"/>
-        </w:rPr>
-      </w:pPr>
-      <w:r>
-        <w:rPr>
-          <w:rFonts w:hint="eastAsia"/>
-          <w:lang w:val="en-US" w:eastAsia="zh-CN"/>
-        </w:rPr>
-        <w:t>16: 主副抛射物齐射</w:t>
-      </w:r>
-    </w:p>
-    <w:p>
-      <w:pPr>
-        <w:ind w:firstLine="420" w:firstLineChars="0"/>
-        <w:rPr>
-          <w:rFonts w:hint="eastAsia"/>
-          <w:lang w:val="en-US" w:eastAsia="zh-CN"/>
-        </w:rPr>
-      </w:pPr>
-      <w:r>
-        <w:rPr>
-          <w:rFonts w:hint="eastAsia"/>
-          <w:lang w:val="en-US" w:eastAsia="zh-CN"/>
-        </w:rPr>
-        <w:t>32: 光环</w:t>
-      </w:r>
-    </w:p>
-    <w:p>
-      <w:pPr>
-        <w:ind w:firstLine="420" w:firstLineChars="0"/>
-        <w:rPr>
-          <w:rFonts w:hint="default"/>
-          <w:lang w:val="en-US" w:eastAsia="zh-CN"/>
-        </w:rPr>
-      </w:pPr>
-      <w:r>
-        <w:rPr>
-          <w:rFonts w:hint="eastAsia"/>
-          <w:lang w:val="en-US" w:eastAsia="zh-CN"/>
-        </w:rPr>
-        <w:t>64: 光环加成自身</w:t>
-      </w:r>
-    </w:p>
-    <w:p>
-      <w:pPr>
-        <w:ind w:firstLine="420" w:firstLineChars="0"/>
-        <w:rPr>
-          <w:rFonts w:hint="default"/>
-          <w:lang w:val="en-US" w:eastAsia="zh-CN"/>
-        </w:rPr>
-      </w:pPr>
-      <w:r>
-        <w:rPr>
-          <w:rFonts w:hint="default"/>
-          <w:lang w:val="en-US" w:eastAsia="zh-CN"/>
-        </w:rPr>
-        <w:t>128</w:t>
-      </w:r>
-      <w:r>
-        <w:rPr>
-          <w:rFonts w:hint="eastAsia"/>
-          <w:lang w:val="en-US" w:eastAsia="zh-CN"/>
-        </w:rPr>
-        <w:t xml:space="preserve">: </w:t>
-      </w:r>
-      <w:r>
-        <w:rPr>
-          <w:rFonts w:hint="default"/>
-          <w:lang w:val="en-US" w:eastAsia="zh-CN"/>
-        </w:rPr>
-        <w:t>启用毒刺</w:t>
-      </w:r>
-    </w:p>
-    <w:p>
-      <w:pPr>
-        <w:rPr>
-          <w:rFonts w:hint="default"/>
-          <w:b/>
-          <w:bCs/>
-          <w:lang w:val="en-US" w:eastAsia="zh-CN"/>
-        </w:rPr>
-      </w:pPr>
-      <w:r>
-        <w:rPr>
-          <w:rFonts w:hint="default"/>
-          <w:b/>
-          <w:bCs/>
-          <w:lang w:val="en-US" w:eastAsia="zh-CN"/>
-        </w:rPr>
-        <w:t>68</w:t>
-      </w:r>
-      <w:r>
-        <w:rPr>
-          <w:rFonts w:hint="eastAsia"/>
-          <w:b/>
-          <w:bCs/>
-          <w:lang w:val="en-US" w:eastAsia="zh-CN"/>
-        </w:rPr>
-        <w:tab/>
-      </w:r>
-      <w:r>
-        <w:rPr>
-          <w:rFonts w:hint="default"/>
-          <w:b/>
-          <w:bCs/>
-          <w:lang w:val="en-US" w:eastAsia="zh-CN"/>
-        </w:rPr>
-        <w:t>Vanish Mode</w:t>
-      </w:r>
-      <w:r>
-        <w:rPr>
-          <w:rFonts w:hint="eastAsia"/>
-          <w:b/>
-          <w:bCs/>
-          <w:lang w:val="en-US" w:eastAsia="zh-CN"/>
-        </w:rPr>
-        <w:tab/>
-      </w:r>
-      <w:r>
-        <w:rPr>
-          <w:rFonts w:hint="default"/>
-          <w:b/>
-          <w:bCs/>
-          <w:lang w:val="en-US" w:eastAsia="zh-CN"/>
-        </w:rPr>
-        <w:t>炮弹消失模式</w:t>
-      </w:r>
-    </w:p>
-    <w:p>
-      <w:pPr>
-        <w:ind w:firstLine="420" w:firstLineChars="0"/>
-        <w:rPr>
-          <w:rFonts w:hint="default"/>
-          <w:lang w:val="en-US" w:eastAsia="zh-CN"/>
-        </w:rPr>
-      </w:pPr>
-      <w:r>
-        <w:rPr>
-          <w:rFonts w:hint="default"/>
-          <w:lang w:val="en-US" w:eastAsia="zh-CN"/>
-        </w:rPr>
-        <w:t>新增标志位2≡弹道落地时总是生成死亡单位</w:t>
-      </w:r>
-      <w:r>
-        <w:rPr>
-          <w:rFonts w:hint="eastAsia"/>
-          <w:lang w:val="en-US" w:eastAsia="zh-CN"/>
-        </w:rPr>
-        <w:t>。</w:t>
-      </w:r>
-    </w:p>
-    <w:p>
-      <w:pPr>
-        <w:rPr>
-          <w:rFonts w:hint="default"/>
-          <w:b/>
-          <w:bCs/>
-          <w:lang w:val="en-US" w:eastAsia="zh-CN"/>
-        </w:rPr>
-      </w:pPr>
-      <w:r>
-        <w:rPr>
-          <w:rFonts w:hint="default"/>
-          <w:b/>
-          <w:bCs/>
-          <w:lang w:val="en-US" w:eastAsia="zh-CN"/>
-        </w:rPr>
-        <w:t>74</w:t>
-      </w:r>
-      <w:r>
-        <w:rPr>
-          <w:rFonts w:hint="eastAsia"/>
-          <w:b/>
-          <w:bCs/>
-          <w:lang w:val="en-US" w:eastAsia="zh-CN"/>
-        </w:rPr>
-        <w:tab/>
-      </w:r>
-      <w:r>
-        <w:rPr>
-          <w:rFonts w:hint="default"/>
-          <w:b/>
-          <w:bCs/>
-          <w:lang w:val="en-US" w:eastAsia="zh-CN"/>
-        </w:rPr>
-        <w:t>Undead Graphic</w:t>
-      </w:r>
-      <w:r>
-        <w:rPr>
-          <w:rFonts w:hint="eastAsia"/>
-          <w:b/>
-          <w:bCs/>
-          <w:lang w:val="en-US" w:eastAsia="zh-CN"/>
-        </w:rPr>
-        <w:tab/>
-      </w:r>
-      <w:r>
-        <w:rPr>
-          <w:rFonts w:hint="default"/>
-          <w:b/>
-          <w:bCs/>
-          <w:lang w:val="en-US" w:eastAsia="zh-CN"/>
-        </w:rPr>
-        <w:t>亡灵图示</w:t>
-      </w:r>
-    </w:p>
-    <w:p>
-      <w:pPr>
-        <w:ind w:firstLine="420" w:firstLineChars="0"/>
-        <w:rPr>
-          <w:rFonts w:hint="default"/>
-          <w:lang w:val="en-US" w:eastAsia="zh-CN"/>
-        </w:rPr>
-      </w:pPr>
-      <w:r>
-        <w:rPr>
-          <w:rFonts w:hint="default"/>
-          <w:lang w:val="en-US" w:eastAsia="zh-CN"/>
-        </w:rPr>
-        <w:t>新增功能对于Undead Mode不为1的单位，Undead Graphic将覆盖尸体单位的Standing Graphic</w:t>
-      </w:r>
-      <w:r>
-        <w:rPr>
-          <w:rFonts w:hint="eastAsia"/>
-          <w:lang w:val="en-US" w:eastAsia="zh-CN"/>
-        </w:rPr>
-        <w:t>。</w:t>
-      </w:r>
-    </w:p>
-    <w:p>
-      <w:pPr>
-        <w:rPr>
-          <w:rFonts w:hint="default"/>
-          <w:b/>
-          <w:bCs/>
-          <w:lang w:val="en-US" w:eastAsia="zh-CN"/>
-        </w:rPr>
-      </w:pPr>
-      <w:r>
-        <w:rPr>
-          <w:rFonts w:hint="default"/>
-          <w:b/>
-          <w:bCs/>
-          <w:lang w:val="en-US" w:eastAsia="zh-CN"/>
-        </w:rPr>
-        <w:t>78</w:t>
-      </w:r>
-      <w:r>
-        <w:rPr>
-          <w:rFonts w:hint="eastAsia"/>
-          <w:b/>
-          <w:bCs/>
-          <w:lang w:val="en-US" w:eastAsia="zh-CN"/>
-        </w:rPr>
-        <w:tab/>
-      </w:r>
-      <w:r>
-        <w:rPr>
-          <w:rFonts w:hint="default"/>
-          <w:b/>
-          <w:bCs/>
-          <w:lang w:val="en-US" w:eastAsia="zh-CN"/>
-        </w:rPr>
-        <w:t>Obstruction Type</w:t>
-      </w:r>
-      <w:r>
-        <w:rPr>
-          <w:rFonts w:hint="eastAsia"/>
-          <w:b/>
-          <w:bCs/>
-          <w:lang w:val="en-US" w:eastAsia="zh-CN"/>
-        </w:rPr>
-        <w:tab/>
-      </w:r>
-      <w:r>
-        <w:rPr>
-          <w:rFonts w:hint="default"/>
-          <w:b/>
-          <w:bCs/>
-          <w:lang w:val="en-US" w:eastAsia="zh-CN"/>
-        </w:rPr>
-        <w:t>障碍类型</w:t>
-      </w:r>
-    </w:p>
-    <w:p>
-      <w:pPr>
-        <w:ind w:firstLine="420" w:firstLineChars="0"/>
-        <w:rPr>
-          <w:rFonts w:hint="default"/>
-          <w:lang w:val="en-US" w:eastAsia="zh-CN"/>
-        </w:rPr>
-      </w:pPr>
-      <w:r>
-        <w:rPr>
-          <w:rFonts w:hint="default"/>
-          <w:lang w:val="en-US" w:eastAsia="zh-CN"/>
-        </w:rPr>
-        <w:t>0、1、2、3、4、5、10为原有值见AGE，新增11≡以选框半径代替碰撞半径；新增12≡忽略硬障碍，只考虑没有障碍的空间；新增13≡放置时考虑选框，对于硬障碍使用碰撞大小(牧场)</w:t>
-      </w:r>
-    </w:p>
-    <w:p>
-      <w:pPr>
-        <w:rPr>
-          <w:rFonts w:hint="default"/>
-          <w:lang w:val="en-US" w:eastAsia="zh-CN"/>
-        </w:rPr>
-      </w:pPr>
-      <w:r>
-        <w:rPr>
-          <w:rFonts w:hint="default"/>
-          <w:b/>
-          <w:bCs/>
-          <w:lang w:val="en-US" w:eastAsia="zh-CN"/>
-        </w:rPr>
-        <w:t>79</w:t>
-      </w:r>
-      <w:r>
-        <w:rPr>
-          <w:rFonts w:hint="eastAsia"/>
-          <w:b/>
-          <w:bCs/>
-          <w:lang w:val="en-US" w:eastAsia="zh-CN"/>
-        </w:rPr>
-        <w:tab/>
-      </w:r>
-      <w:r>
-        <w:rPr>
-          <w:rFonts w:hint="default"/>
-          <w:b/>
-          <w:bCs/>
-          <w:lang w:val="en-US" w:eastAsia="zh-CN"/>
-        </w:rPr>
-        <w:t>Blockage Class</w:t>
-      </w:r>
-      <w:r>
-        <w:rPr>
-          <w:rFonts w:hint="eastAsia"/>
-          <w:b/>
-          <w:bCs/>
-          <w:lang w:val="en-US" w:eastAsia="zh-CN"/>
-        </w:rPr>
-        <w:tab/>
-      </w:r>
-      <w:r>
-        <w:rPr>
-          <w:rFonts w:hint="default"/>
-          <w:b/>
-          <w:bCs/>
-          <w:lang w:val="en-US" w:eastAsia="zh-CN"/>
-        </w:rPr>
-        <w:t>阻挡等级</w:t>
-      </w:r>
-    </w:p>
-    <w:p>
-      <w:pPr>
-        <w:rPr>
-          <w:rFonts w:hint="default"/>
-          <w:b/>
-          <w:bCs/>
-          <w:lang w:val="en-US" w:eastAsia="zh-CN"/>
-        </w:rPr>
-      </w:pPr>
-      <w:r>
-        <w:rPr>
-          <w:rFonts w:hint="default"/>
-          <w:b/>
-          <w:bCs/>
-          <w:lang w:val="en-US" w:eastAsia="zh-CN"/>
-        </w:rPr>
-        <w:t>80_Selection Effect[选择效果]：均为原有值，见AGE</w:t>
-      </w:r>
-    </w:p>
-    <w:p>
-      <w:pPr>
-        <w:rPr>
-          <w:rFonts w:hint="default"/>
-          <w:b/>
-          <w:bCs/>
-          <w:lang w:val="en-US" w:eastAsia="zh-CN"/>
-        </w:rPr>
-      </w:pPr>
-      <w:r>
-        <w:rPr>
-          <w:rFonts w:hint="eastAsia"/>
-          <w:b/>
-          <w:bCs/>
-          <w:lang w:val="en-US" w:eastAsia="zh-CN"/>
-        </w:rPr>
-        <w:t>81</w:t>
-      </w:r>
-      <w:r>
-        <w:rPr>
-          <w:rFonts w:hint="eastAsia"/>
-          <w:b/>
-          <w:bCs/>
-          <w:lang w:val="en-US" w:eastAsia="zh-CN"/>
-        </w:rPr>
-        <w:tab/>
-      </w:r>
-      <w:r>
-        <w:rPr>
-          <w:rFonts w:hint="default"/>
-          <w:b/>
-          <w:bCs/>
-          <w:lang w:val="en-US" w:eastAsia="zh-CN"/>
-        </w:rPr>
-        <w:t>Special Ability</w:t>
-      </w:r>
-    </w:p>
-    <w:p>
-      <w:pPr>
-        <w:ind w:firstLine="420" w:firstLineChars="0"/>
-        <w:rPr>
-          <w:rFonts w:hint="default"/>
-          <w:lang w:val="en-US" w:eastAsia="zh-CN"/>
-        </w:rPr>
-      </w:pPr>
-      <w:r>
-        <w:rPr>
-          <w:rFonts w:hint="default"/>
-          <w:lang w:val="en-US" w:eastAsia="zh-CN"/>
-        </w:rPr>
-        <w:t>新增3≡冲锋，见133指令；新增7≡当结合54_Unit Trait=4使用时，其建造的建筑将直接放置在单位所在处，而不提供放置点选择(对军事面板的单位有效)</w:t>
-      </w:r>
-    </w:p>
-    <w:p>
-      <w:pPr>
-        <w:rPr>
-          <w:rFonts w:hint="default"/>
-          <w:b/>
-          <w:bCs/>
-          <w:lang w:val="en-US" w:eastAsia="zh-CN"/>
-        </w:rPr>
-      </w:pPr>
-      <w:r>
-        <w:rPr>
-          <w:rFonts w:hint="default"/>
-          <w:b/>
-          <w:bCs/>
-          <w:lang w:val="en-US" w:eastAsia="zh-CN"/>
-        </w:rPr>
-        <w:t>109</w:t>
-      </w:r>
-      <w:r>
-        <w:rPr>
-          <w:rFonts w:hint="eastAsia"/>
-          <w:b/>
-          <w:bCs/>
-          <w:lang w:val="en-US" w:eastAsia="zh-CN"/>
-        </w:rPr>
-        <w:tab/>
-      </w:r>
-      <w:r>
-        <w:rPr>
-          <w:rFonts w:hint="default"/>
-          <w:b/>
-          <w:bCs/>
-          <w:lang w:val="en-US" w:eastAsia="zh-CN"/>
-        </w:rPr>
-        <w:t>Regeneration Rate/Backstab Bonus</w:t>
-      </w:r>
-      <w:r>
-        <w:rPr>
-          <w:rFonts w:hint="eastAsia"/>
-          <w:b/>
-          <w:bCs/>
-          <w:lang w:val="en-US" w:eastAsia="zh-CN"/>
-        </w:rPr>
-        <w:tab/>
-      </w:r>
-      <w:r>
-        <w:rPr>
-          <w:rFonts w:hint="default"/>
-          <w:b/>
-          <w:bCs/>
-          <w:lang w:val="en-US" w:eastAsia="zh-CN"/>
-        </w:rPr>
-        <w:t>恢复率</w:t>
-      </w:r>
-    </w:p>
-    <w:p>
-      <w:pPr>
-        <w:ind w:firstLine="420" w:firstLineChars="0"/>
-        <w:rPr>
-          <w:rFonts w:hint="default"/>
-          <w:lang w:val="en-US" w:eastAsia="zh-CN"/>
-        </w:rPr>
-      </w:pPr>
-      <w:r>
-        <w:rPr>
-          <w:rFonts w:hint="default"/>
-          <w:lang w:val="en-US" w:eastAsia="zh-CN"/>
-        </w:rPr>
-        <w:t>每分回血量，负值可以持续掉血(以前负值只能用于抵消正值)</w:t>
-      </w:r>
-      <w:r>
-        <w:rPr>
-          <w:rFonts w:hint="eastAsia"/>
-          <w:lang w:val="en-US" w:eastAsia="zh-CN"/>
-        </w:rPr>
-        <w:t>。</w:t>
-      </w:r>
-    </w:p>
-    <w:p>
-      <w:pPr>
-        <w:rPr>
-          <w:rFonts w:hint="default"/>
-          <w:b/>
-          <w:bCs/>
-          <w:lang w:val="en-US" w:eastAsia="zh-CN"/>
-        </w:rPr>
-      </w:pPr>
-      <w:r>
-        <w:rPr>
-          <w:rFonts w:hint="default"/>
-          <w:b/>
-          <w:bCs/>
-          <w:lang w:val="en-US" w:eastAsia="zh-CN"/>
-        </w:rPr>
-        <w:t>118</w:t>
-      </w:r>
-      <w:r>
-        <w:rPr>
-          <w:rFonts w:hint="eastAsia"/>
-          <w:b/>
-          <w:bCs/>
-          <w:lang w:val="en-US" w:eastAsia="zh-CN"/>
-        </w:rPr>
-        <w:tab/>
-      </w:r>
-      <w:r>
-        <w:rPr>
-          <w:rFonts w:hint="default"/>
-          <w:b/>
-          <w:bCs/>
-          <w:lang w:val="en-US" w:eastAsia="zh-CN"/>
-        </w:rPr>
-        <w:t>Damage</w:t>
-      </w:r>
-      <w:r>
-        <w:rPr>
-          <w:rFonts w:hint="eastAsia"/>
-          <w:b/>
-          <w:bCs/>
-          <w:lang w:val="en-US" w:eastAsia="zh-CN"/>
-        </w:rPr>
-        <w:t xml:space="preserve"> </w:t>
-      </w:r>
-      <w:r>
-        <w:rPr>
-          <w:rFonts w:hint="default"/>
-          <w:b/>
-          <w:bCs/>
-          <w:lang w:val="en-US" w:eastAsia="zh-CN"/>
-        </w:rPr>
-        <w:t>Reflection</w:t>
-      </w:r>
-      <w:r>
-        <w:rPr>
-          <w:rFonts w:hint="eastAsia"/>
-          <w:b/>
-          <w:bCs/>
-          <w:lang w:val="en-US" w:eastAsia="zh-CN"/>
-        </w:rPr>
-        <w:tab/>
-      </w:r>
-      <w:r>
-        <w:rPr>
-          <w:rFonts w:hint="default"/>
-          <w:b/>
-          <w:bCs/>
-          <w:lang w:val="en-US" w:eastAsia="zh-CN"/>
-        </w:rPr>
-        <w:t>伤害反弹</w:t>
-      </w:r>
-    </w:p>
-    <w:p>
-      <w:pPr>
-        <w:ind w:firstLine="420" w:firstLineChars="0"/>
-        <w:rPr>
-          <w:rFonts w:hint="default"/>
-          <w:lang w:val="en-US" w:eastAsia="zh-CN"/>
-        </w:rPr>
-      </w:pPr>
-      <w:r>
-        <w:rPr>
-          <w:rFonts w:hint="default"/>
-          <w:lang w:val="en-US" w:eastAsia="zh-CN"/>
-        </w:rPr>
-        <w:t>受到的伤害乘该系数即为反伤数值，</w:t>
-      </w:r>
-      <w:r>
-        <w:rPr>
-          <w:rFonts w:hint="eastAsia"/>
-          <w:lang w:val="en-US" w:eastAsia="zh-CN"/>
-        </w:rPr>
-        <w:t>对</w:t>
-      </w:r>
-      <w:r>
-        <w:rPr>
-          <w:rFonts w:hint="default"/>
-          <w:lang w:val="en-US" w:eastAsia="zh-CN"/>
-        </w:rPr>
-        <w:t>建筑无效，仅反弹近战伤害。(契丹银冠使用)</w:t>
-      </w:r>
-    </w:p>
-    <w:p>
-      <w:pPr>
-        <w:rPr>
-          <w:rFonts w:hint="default"/>
-          <w:b/>
-          <w:bCs/>
-          <w:lang w:val="en-US" w:eastAsia="zh-CN"/>
-        </w:rPr>
-      </w:pPr>
-      <w:r>
-        <w:rPr>
-          <w:rFonts w:hint="default"/>
-          <w:b/>
-          <w:bCs/>
-          <w:lang w:val="en-US" w:eastAsia="zh-CN"/>
-        </w:rPr>
-        <w:t>119</w:t>
-      </w:r>
-      <w:r>
-        <w:rPr>
-          <w:rFonts w:hint="eastAsia"/>
-          <w:b/>
-          <w:bCs/>
-          <w:lang w:val="en-US" w:eastAsia="zh-CN"/>
-        </w:rPr>
-        <w:tab/>
-      </w:r>
-      <w:r>
-        <w:rPr>
-          <w:rFonts w:hint="default"/>
-          <w:b/>
-          <w:bCs/>
-          <w:lang w:val="en-US" w:eastAsia="zh-CN"/>
-        </w:rPr>
-        <w:t>Friendly</w:t>
-      </w:r>
-      <w:r>
-        <w:rPr>
-          <w:rFonts w:hint="eastAsia"/>
-          <w:b/>
-          <w:bCs/>
-          <w:lang w:val="en-US" w:eastAsia="zh-CN"/>
-        </w:rPr>
-        <w:t xml:space="preserve"> </w:t>
-      </w:r>
-      <w:r>
-        <w:rPr>
-          <w:rFonts w:hint="default"/>
-          <w:b/>
-          <w:bCs/>
-          <w:lang w:val="en-US" w:eastAsia="zh-CN"/>
-        </w:rPr>
-        <w:t>Fire</w:t>
-      </w:r>
-      <w:r>
-        <w:rPr>
-          <w:rFonts w:hint="eastAsia"/>
-          <w:b/>
-          <w:bCs/>
-          <w:lang w:val="en-US" w:eastAsia="zh-CN"/>
-        </w:rPr>
-        <w:t xml:space="preserve"> </w:t>
-      </w:r>
-      <w:r>
-        <w:rPr>
-          <w:rFonts w:hint="default"/>
-          <w:b/>
-          <w:bCs/>
-          <w:lang w:val="en-US" w:eastAsia="zh-CN"/>
-        </w:rPr>
-        <w:t>Damage_受到友伤系数</w:t>
-      </w:r>
-      <w:r>
-        <w:rPr>
-          <w:rFonts w:hint="eastAsia"/>
-          <w:b/>
-          <w:bCs/>
-          <w:lang w:val="en-US" w:eastAsia="zh-CN"/>
-        </w:rPr>
-        <w:t xml:space="preserve"> </w:t>
-      </w:r>
-      <w:r>
-        <w:rPr>
-          <w:rFonts w:hint="default"/>
-          <w:b/>
-          <w:bCs/>
-          <w:lang w:val="en-US" w:eastAsia="zh-CN"/>
-        </w:rPr>
-        <w:t>[友军火焰伤害]</w:t>
-      </w:r>
-    </w:p>
-    <w:p>
-      <w:pPr>
-        <w:ind w:firstLine="420" w:firstLineChars="0"/>
-        <w:rPr>
-          <w:rFonts w:hint="default"/>
-          <w:lang w:val="en-US" w:eastAsia="zh-CN"/>
-        </w:rPr>
-      </w:pPr>
-      <w:r>
-        <w:rPr>
-          <w:rFonts w:hint="default"/>
-          <w:lang w:val="en-US" w:eastAsia="zh-CN"/>
-        </w:rPr>
-        <w:t>单位遭受的友军溅射伤害系数；对于Smart Mode为2的抛射物，则为穿透伤害的系数。(意大利新金冠使用)</w:t>
-      </w:r>
-    </w:p>
-    <w:p>
-      <w:pPr>
-        <w:rPr>
-          <w:rFonts w:hint="default"/>
-          <w:b/>
-          <w:bCs/>
-          <w:lang w:val="en-US" w:eastAsia="zh-CN"/>
-        </w:rPr>
-      </w:pPr>
-      <w:r>
-        <w:rPr>
-          <w:rFonts w:hint="default"/>
-          <w:b/>
-          <w:bCs/>
-          <w:lang w:val="en-US" w:eastAsia="zh-CN"/>
-        </w:rPr>
-        <w:t>120</w:t>
-      </w:r>
-      <w:r>
-        <w:rPr>
-          <w:rFonts w:hint="eastAsia"/>
-          <w:b/>
-          <w:bCs/>
-          <w:lang w:val="en-US" w:eastAsia="zh-CN"/>
-        </w:rPr>
-        <w:tab/>
-      </w:r>
-      <w:r>
-        <w:rPr>
-          <w:rFonts w:hint="default"/>
-          <w:b/>
-          <w:bCs/>
-          <w:lang w:val="en-US" w:eastAsia="zh-CN"/>
-        </w:rPr>
-        <w:t>Regeneration</w:t>
-      </w:r>
-      <w:r>
-        <w:rPr>
-          <w:rFonts w:hint="eastAsia"/>
-          <w:b/>
-          <w:bCs/>
-          <w:lang w:val="en-US" w:eastAsia="zh-CN"/>
-        </w:rPr>
-        <w:t xml:space="preserve"> </w:t>
-      </w:r>
-      <w:r>
-        <w:rPr>
-          <w:rFonts w:hint="default"/>
-          <w:b/>
-          <w:bCs/>
-          <w:lang w:val="en-US" w:eastAsia="zh-CN"/>
-        </w:rPr>
-        <w:t>Hp</w:t>
-      </w:r>
-      <w:r>
-        <w:rPr>
-          <w:rFonts w:hint="eastAsia"/>
-          <w:b/>
-          <w:bCs/>
-          <w:lang w:val="en-US" w:eastAsia="zh-CN"/>
-        </w:rPr>
-        <w:t xml:space="preserve"> </w:t>
-      </w:r>
-      <w:r>
-        <w:rPr>
-          <w:rFonts w:hint="default"/>
-          <w:b/>
-          <w:bCs/>
-          <w:lang w:val="en-US" w:eastAsia="zh-CN"/>
-        </w:rPr>
-        <w:t>Percent_比例回血</w:t>
-      </w:r>
-      <w:r>
-        <w:rPr>
-          <w:rFonts w:hint="eastAsia"/>
-          <w:b/>
-          <w:bCs/>
-          <w:lang w:val="en-US" w:eastAsia="zh-CN"/>
-        </w:rPr>
-        <w:t xml:space="preserve"> </w:t>
-      </w:r>
-      <w:r>
-        <w:rPr>
-          <w:rFonts w:hint="default"/>
-          <w:b/>
-          <w:bCs/>
-          <w:lang w:val="en-US" w:eastAsia="zh-CN"/>
-        </w:rPr>
-        <w:t>[生命值恢复百分比]</w:t>
-      </w:r>
-    </w:p>
-    <w:p>
-      <w:pPr>
-        <w:ind w:firstLine="420" w:firstLineChars="0"/>
-        <w:rPr>
-          <w:rFonts w:hint="default"/>
-          <w:lang w:val="en-US" w:eastAsia="zh-CN"/>
-        </w:rPr>
-      </w:pPr>
-      <w:r>
-        <w:rPr>
-          <w:rFonts w:hint="default"/>
-          <w:lang w:val="en-US" w:eastAsia="zh-CN"/>
-        </w:rPr>
-        <w:t>每分恢复最大生命值的比例，非百分数，例如0.5则为每分钟回复百分之五十</w:t>
-      </w:r>
-      <w:r>
-        <w:rPr>
-          <w:rFonts w:hint="eastAsia"/>
-          <w:lang w:val="en-US" w:eastAsia="zh-CN"/>
-        </w:rPr>
-        <w:t>。</w:t>
-      </w:r>
-    </w:p>
-    <w:p>
-      <w:pPr>
-        <w:rPr>
-          <w:rFonts w:hint="default"/>
-          <w:lang w:val="en-US" w:eastAsia="zh-CN"/>
-        </w:rPr>
-      </w:pPr>
-      <w:r>
-        <w:rPr>
-          <w:rFonts w:hint="default"/>
-          <w:b/>
-          <w:bCs/>
-          <w:lang w:val="en-US" w:eastAsia="zh-CN"/>
-        </w:rPr>
-        <w:t>121</w:t>
-      </w:r>
-      <w:r>
-        <w:rPr>
-          <w:rFonts w:hint="eastAsia"/>
-          <w:b/>
-          <w:bCs/>
-          <w:lang w:val="en-US" w:eastAsia="zh-CN"/>
-        </w:rPr>
-        <w:tab/>
-      </w:r>
-      <w:r>
-        <w:rPr>
-          <w:rFonts w:hint="default"/>
-          <w:b/>
-          <w:bCs/>
-          <w:lang w:val="en-US" w:eastAsia="zh-CN"/>
-        </w:rPr>
-        <w:t>Button</w:t>
-      </w:r>
-      <w:r>
-        <w:rPr>
-          <w:rFonts w:hint="eastAsia"/>
-          <w:b/>
-          <w:bCs/>
-          <w:lang w:val="en-US" w:eastAsia="zh-CN"/>
-        </w:rPr>
-        <w:t xml:space="preserve"> </w:t>
-      </w:r>
-      <w:r>
-        <w:rPr>
-          <w:rFonts w:hint="default"/>
-          <w:b/>
-          <w:bCs/>
-          <w:lang w:val="en-US" w:eastAsia="zh-CN"/>
-        </w:rPr>
-        <w:t>Icon</w:t>
-      </w:r>
-      <w:r>
-        <w:rPr>
-          <w:rFonts w:hint="eastAsia"/>
-          <w:b/>
-          <w:bCs/>
-          <w:lang w:val="en-US" w:eastAsia="zh-CN"/>
-        </w:rPr>
-        <w:tab/>
-      </w:r>
-      <w:r>
-        <w:rPr>
-          <w:rFonts w:hint="eastAsia"/>
-          <w:b/>
-          <w:bCs/>
-          <w:lang w:val="en-US" w:eastAsia="zh-CN"/>
-        </w:rPr>
-        <w:t>技能</w:t>
-      </w:r>
-      <w:r>
-        <w:rPr>
-          <w:rFonts w:hint="default"/>
-          <w:b/>
-          <w:bCs/>
-          <w:lang w:val="en-US" w:eastAsia="zh-CN"/>
-        </w:rPr>
-        <w:t>图标ID</w:t>
-      </w:r>
-    </w:p>
-    <w:p>
-      <w:pPr>
-        <w:rPr>
-          <w:rFonts w:hint="default"/>
-          <w:lang w:val="en-US" w:eastAsia="zh-CN"/>
-        </w:rPr>
-      </w:pPr>
-      <w:r>
-        <w:rPr>
-          <w:rFonts w:hint="default"/>
-          <w:b/>
-          <w:bCs/>
-          <w:lang w:val="en-US" w:eastAsia="zh-CN"/>
-        </w:rPr>
-        <w:t>122</w:t>
-      </w:r>
-      <w:r>
-        <w:rPr>
-          <w:rFonts w:hint="eastAsia"/>
-          <w:b/>
-          <w:bCs/>
-          <w:lang w:val="en-US" w:eastAsia="zh-CN"/>
-        </w:rPr>
-        <w:tab/>
-      </w:r>
-      <w:r>
-        <w:rPr>
-          <w:rFonts w:hint="default"/>
-          <w:b/>
-          <w:bCs/>
-          <w:lang w:val="en-US" w:eastAsia="zh-CN"/>
-        </w:rPr>
-        <w:t>Short</w:t>
-      </w:r>
-      <w:r>
-        <w:rPr>
-          <w:rFonts w:hint="eastAsia"/>
-          <w:b/>
-          <w:bCs/>
-          <w:lang w:val="en-US" w:eastAsia="zh-CN"/>
-        </w:rPr>
-        <w:t xml:space="preserve"> </w:t>
-      </w:r>
-      <w:r>
-        <w:rPr>
-          <w:rFonts w:hint="default"/>
-          <w:b/>
-          <w:bCs/>
-          <w:lang w:val="en-US" w:eastAsia="zh-CN"/>
-        </w:rPr>
-        <w:t>Tooltip</w:t>
-      </w:r>
-      <w:r>
-        <w:rPr>
-          <w:rFonts w:hint="eastAsia"/>
-          <w:b/>
-          <w:bCs/>
-          <w:lang w:val="en-US" w:eastAsia="zh-CN"/>
-        </w:rPr>
-        <w:t xml:space="preserve"> ID</w:t>
-      </w:r>
-      <w:r>
-        <w:rPr>
-          <w:rFonts w:hint="eastAsia"/>
-          <w:b/>
-          <w:bCs/>
-          <w:lang w:val="en-US" w:eastAsia="zh-CN"/>
-        </w:rPr>
-        <w:tab/>
-      </w:r>
-      <w:r>
-        <w:rPr>
-          <w:rFonts w:hint="default"/>
-          <w:b/>
-          <w:bCs/>
-          <w:lang w:val="en-US" w:eastAsia="zh-CN"/>
-        </w:rPr>
-        <w:t>[</w:t>
-      </w:r>
-      <w:r>
-        <w:rPr>
-          <w:rFonts w:hint="eastAsia"/>
-          <w:b/>
-          <w:bCs/>
-          <w:lang w:val="en-US" w:eastAsia="zh-CN"/>
-        </w:rPr>
-        <w:t>技能</w:t>
-      </w:r>
-      <w:r>
-        <w:rPr>
-          <w:rFonts w:hint="default"/>
-          <w:b/>
-          <w:bCs/>
-          <w:lang w:val="en-US" w:eastAsia="zh-CN"/>
-        </w:rPr>
-        <w:t>短工具提示ID]</w:t>
-      </w:r>
-    </w:p>
-    <w:p>
-      <w:pPr>
-        <w:rPr>
-          <w:rFonts w:hint="default"/>
-          <w:lang w:val="en-US" w:eastAsia="zh-CN"/>
-        </w:rPr>
-      </w:pPr>
-      <w:r>
-        <w:rPr>
-          <w:rFonts w:hint="default"/>
-          <w:b/>
-          <w:bCs/>
-          <w:lang w:val="en-US" w:eastAsia="zh-CN"/>
-        </w:rPr>
-        <w:t>123</w:t>
-      </w:r>
-      <w:r>
-        <w:rPr>
-          <w:rFonts w:hint="eastAsia"/>
-          <w:b/>
-          <w:bCs/>
-          <w:lang w:val="en-US" w:eastAsia="zh-CN"/>
-        </w:rPr>
-        <w:tab/>
-      </w:r>
-      <w:r>
-        <w:rPr>
-          <w:rFonts w:hint="default"/>
-          <w:b/>
-          <w:bCs/>
-          <w:lang w:val="en-US" w:eastAsia="zh-CN"/>
-        </w:rPr>
-        <w:t>Extended</w:t>
-      </w:r>
-      <w:r>
-        <w:rPr>
-          <w:rFonts w:hint="eastAsia"/>
-          <w:b/>
-          <w:bCs/>
-          <w:lang w:val="en-US" w:eastAsia="zh-CN"/>
-        </w:rPr>
-        <w:t xml:space="preserve"> </w:t>
-      </w:r>
-      <w:r>
-        <w:rPr>
-          <w:rFonts w:hint="default"/>
-          <w:b/>
-          <w:bCs/>
-          <w:lang w:val="en-US" w:eastAsia="zh-CN"/>
-        </w:rPr>
-        <w:t>Tooltip</w:t>
-      </w:r>
-      <w:r>
-        <w:rPr>
-          <w:rFonts w:hint="eastAsia"/>
-          <w:b/>
-          <w:bCs/>
-          <w:lang w:val="en-US" w:eastAsia="zh-CN"/>
-        </w:rPr>
-        <w:t xml:space="preserve"> </w:t>
-      </w:r>
-      <w:r>
-        <w:rPr>
-          <w:rFonts w:hint="default"/>
-          <w:b/>
-          <w:bCs/>
-          <w:lang w:val="en-US" w:eastAsia="zh-CN"/>
-        </w:rPr>
-        <w:t>I</w:t>
-      </w:r>
-      <w:r>
-        <w:rPr>
-          <w:rFonts w:hint="eastAsia"/>
-          <w:b/>
-          <w:bCs/>
-          <w:lang w:val="en-US" w:eastAsia="zh-CN"/>
-        </w:rPr>
-        <w:t>D</w:t>
-      </w:r>
-      <w:r>
-        <w:rPr>
-          <w:rFonts w:hint="default"/>
-          <w:b/>
-          <w:bCs/>
-          <w:lang w:val="en-US" w:eastAsia="zh-CN"/>
-        </w:rPr>
-        <w:t>[</w:t>
-      </w:r>
-      <w:r>
-        <w:rPr>
-          <w:rFonts w:hint="eastAsia"/>
-          <w:b/>
-          <w:bCs/>
-          <w:lang w:val="en-US" w:eastAsia="zh-CN"/>
-        </w:rPr>
-        <w:t>技能</w:t>
-      </w:r>
-      <w:r>
-        <w:rPr>
-          <w:rFonts w:hint="default"/>
-          <w:b/>
-          <w:bCs/>
-          <w:lang w:val="en-US" w:eastAsia="zh-CN"/>
-        </w:rPr>
-        <w:t>长工具提示ID]</w:t>
-      </w:r>
-    </w:p>
-    <w:p>
-      <w:pPr>
-        <w:rPr>
-          <w:rFonts w:hint="default"/>
-          <w:b/>
-          <w:bCs/>
-          <w:lang w:val="en-US" w:eastAsia="zh-CN"/>
-        </w:rPr>
-      </w:pPr>
-      <w:r>
-        <w:rPr>
-          <w:rFonts w:hint="default"/>
-          <w:b/>
-          <w:bCs/>
-          <w:lang w:val="en-US" w:eastAsia="zh-CN"/>
-        </w:rPr>
-        <w:t>124</w:t>
-      </w:r>
-      <w:r>
-        <w:rPr>
-          <w:rFonts w:hint="eastAsia"/>
-          <w:b/>
-          <w:bCs/>
-          <w:lang w:val="en-US" w:eastAsia="zh-CN"/>
-        </w:rPr>
-        <w:tab/>
-      </w:r>
-      <w:r>
-        <w:rPr>
-          <w:rFonts w:hint="default"/>
-          <w:b/>
-          <w:bCs/>
-          <w:lang w:val="en-US" w:eastAsia="zh-CN"/>
-        </w:rPr>
-        <w:t>Hotkey</w:t>
-      </w:r>
-      <w:r>
-        <w:rPr>
-          <w:rFonts w:hint="eastAsia"/>
-          <w:b/>
-          <w:bCs/>
-          <w:lang w:val="en-US" w:eastAsia="zh-CN"/>
-        </w:rPr>
-        <w:t xml:space="preserve"> </w:t>
-      </w:r>
-      <w:r>
-        <w:rPr>
-          <w:rFonts w:hint="default"/>
-          <w:b/>
-          <w:bCs/>
-          <w:lang w:val="en-US" w:eastAsia="zh-CN"/>
-        </w:rPr>
-        <w:t>Action</w:t>
-      </w:r>
-      <w:r>
-        <w:rPr>
-          <w:rFonts w:hint="eastAsia"/>
-          <w:b/>
-          <w:bCs/>
-          <w:lang w:val="en-US" w:eastAsia="zh-CN"/>
-        </w:rPr>
-        <w:tab/>
-      </w:r>
-      <w:r>
-        <w:rPr>
-          <w:rFonts w:hint="eastAsia"/>
-          <w:b/>
-          <w:bCs/>
-          <w:lang w:val="en-US" w:eastAsia="zh-CN"/>
-        </w:rPr>
-        <w:t>技能</w:t>
-      </w:r>
-      <w:r>
-        <w:rPr>
-          <w:rFonts w:hint="default"/>
-          <w:b/>
-          <w:bCs/>
-          <w:lang w:val="en-US" w:eastAsia="zh-CN"/>
-        </w:rPr>
-        <w:t>热键操作</w:t>
-      </w:r>
-    </w:p>
-    <w:p>
-      <w:pPr>
-        <w:ind w:firstLine="420" w:firstLineChars="0"/>
-        <w:rPr>
-          <w:rFonts w:hint="default"/>
-          <w:lang w:val="en-US" w:eastAsia="zh-CN"/>
-        </w:rPr>
-      </w:pPr>
-      <w:r>
-        <w:rPr>
-          <w:rFonts w:hint="default"/>
-          <w:lang w:val="en-US" w:eastAsia="zh-CN"/>
-        </w:rPr>
-        <w:t>改变技能的快捷键，使用hotkeys.json中button_action_list对应值</w:t>
-      </w:r>
-      <w:r>
-        <w:rPr>
-          <w:rFonts w:hint="eastAsia"/>
-          <w:lang w:val="en-US" w:eastAsia="zh-CN"/>
-        </w:rPr>
-        <w:t>。</w:t>
-      </w:r>
-    </w:p>
-    <w:p>
-      <w:pPr>
-        <w:rPr>
-          <w:rFonts w:hint="default"/>
-          <w:b/>
-          <w:bCs/>
-          <w:lang w:val="en-US" w:eastAsia="zh-CN"/>
-        </w:rPr>
-      </w:pPr>
-      <w:r>
-        <w:rPr>
-          <w:rFonts w:hint="default"/>
-          <w:b/>
-          <w:bCs/>
-          <w:lang w:val="en-US" w:eastAsia="zh-CN"/>
-        </w:rPr>
-        <w:t>125</w:t>
-      </w:r>
-      <w:r>
-        <w:rPr>
-          <w:rFonts w:hint="eastAsia"/>
-          <w:b/>
-          <w:bCs/>
-          <w:lang w:val="en-US" w:eastAsia="zh-CN"/>
-        </w:rPr>
-        <w:tab/>
-      </w:r>
-      <w:r>
-        <w:rPr>
-          <w:rFonts w:hint="default"/>
-          <w:b/>
-          <w:bCs/>
-          <w:lang w:val="en-US" w:eastAsia="zh-CN"/>
-        </w:rPr>
-        <w:t>Charge Projectile</w:t>
-      </w:r>
-    </w:p>
-    <w:p>
-      <w:pPr>
-        <w:ind w:firstLine="420" w:firstLineChars="0"/>
-        <w:rPr>
-          <w:rFonts w:hint="default"/>
-          <w:lang w:val="en-US" w:eastAsia="zh-CN"/>
-        </w:rPr>
-      </w:pPr>
-      <w:r>
-        <w:rPr>
-          <w:rFonts w:hint="default"/>
-          <w:lang w:val="en-US" w:eastAsia="zh-CN"/>
-        </w:rPr>
-        <w:t>蓄力抛射物_蓄抛</w:t>
-      </w:r>
-      <w:r>
-        <w:rPr>
-          <w:rFonts w:hint="eastAsia"/>
-          <w:lang w:val="en-US" w:eastAsia="zh-CN"/>
-        </w:rPr>
-        <w:t xml:space="preserve"> </w:t>
-      </w:r>
-      <w:r>
-        <w:rPr>
-          <w:rFonts w:hint="default"/>
-          <w:lang w:val="en-US" w:eastAsia="zh-CN"/>
-        </w:rPr>
-        <w:t>[装填弹药单位]：蓄力类型6和7使用的抛射物</w:t>
-      </w:r>
-      <w:r>
-        <w:rPr>
-          <w:rFonts w:hint="eastAsia"/>
-          <w:lang w:val="en-US" w:eastAsia="zh-CN"/>
-        </w:rPr>
-        <w:t>。最后的酋长DLC版本后，近战单位不再会在蓄力抛射物的最小射程内触发蓄力抛射。</w:t>
-      </w:r>
-    </w:p>
-    <w:p>
-      <w:pPr>
-        <w:rPr>
-          <w:rFonts w:hint="default"/>
-          <w:b/>
-          <w:bCs/>
-          <w:lang w:val="en-US" w:eastAsia="zh-CN"/>
-        </w:rPr>
-      </w:pPr>
-      <w:r>
-        <w:rPr>
-          <w:rFonts w:hint="default"/>
-          <w:b/>
-          <w:bCs/>
-          <w:lang w:val="en-US" w:eastAsia="zh-CN"/>
-        </w:rPr>
-        <w:t>126</w:t>
-      </w:r>
-      <w:r>
-        <w:rPr>
-          <w:rFonts w:hint="eastAsia"/>
-          <w:b/>
-          <w:bCs/>
-          <w:lang w:val="en-US" w:eastAsia="zh-CN"/>
-        </w:rPr>
-        <w:tab/>
-      </w:r>
-      <w:r>
-        <w:rPr>
-          <w:rFonts w:hint="default"/>
-          <w:b/>
-          <w:bCs/>
-          <w:lang w:val="en-US" w:eastAsia="zh-CN"/>
-        </w:rPr>
-        <w:t>Available Unit Flag</w:t>
-      </w:r>
-      <w:r>
-        <w:rPr>
-          <w:rFonts w:hint="eastAsia"/>
-          <w:b/>
-          <w:bCs/>
-          <w:lang w:val="en-US" w:eastAsia="zh-CN"/>
-        </w:rPr>
-        <w:t xml:space="preserve"> </w:t>
-      </w:r>
-      <w:r>
-        <w:rPr>
-          <w:rFonts w:hint="default"/>
-          <w:b/>
-          <w:bCs/>
-          <w:lang w:val="en-US" w:eastAsia="zh-CN"/>
-        </w:rPr>
-        <w:t>[可用单位旗帜]</w:t>
-      </w:r>
-    </w:p>
-    <w:p>
-      <w:pPr>
-        <w:ind w:firstLine="420" w:firstLineChars="0"/>
-        <w:rPr>
-          <w:rFonts w:hint="default"/>
-          <w:lang w:val="en-US" w:eastAsia="zh-CN"/>
-        </w:rPr>
-      </w:pPr>
-      <w:r>
-        <w:rPr>
-          <w:rFonts w:hint="eastAsia"/>
-          <w:lang w:val="en-US" w:eastAsia="zh-CN"/>
-        </w:rPr>
-        <w:t>0为禁用，1为启用。</w:t>
-      </w:r>
-      <w:r>
-        <w:rPr>
-          <w:rFonts w:hint="default"/>
-          <w:lang w:val="en-US" w:eastAsia="zh-CN"/>
-        </w:rPr>
-        <w:t>当结合127_DisabledFlag为2或4时，设置可训练单位数量；请使用Modify Attribute 126而不是Enable Unit来启用训练有限的单位。(蜀魏吴刘备曹操孙坚使用)</w:t>
-      </w:r>
-    </w:p>
-    <w:p>
-      <w:pPr>
-        <w:rPr>
-          <w:rFonts w:hint="default"/>
-          <w:b/>
-          <w:bCs/>
-          <w:lang w:val="en-US" w:eastAsia="zh-CN"/>
-        </w:rPr>
-      </w:pPr>
-      <w:r>
-        <w:rPr>
-          <w:rFonts w:hint="default"/>
-          <w:b/>
-          <w:bCs/>
-          <w:lang w:val="en-US" w:eastAsia="zh-CN"/>
-        </w:rPr>
-        <w:t>127</w:t>
-      </w:r>
-      <w:r>
-        <w:rPr>
-          <w:rFonts w:hint="eastAsia"/>
-          <w:b/>
-          <w:bCs/>
-          <w:lang w:val="en-US" w:eastAsia="zh-CN"/>
-        </w:rPr>
-        <w:tab/>
-      </w:r>
-      <w:r>
-        <w:rPr>
-          <w:rFonts w:hint="default"/>
-          <w:b/>
-          <w:bCs/>
-          <w:lang w:val="en-US" w:eastAsia="zh-CN"/>
-        </w:rPr>
-        <w:t>Disabled Unit Flag</w:t>
-      </w:r>
-      <w:r>
-        <w:rPr>
-          <w:rFonts w:hint="eastAsia"/>
-          <w:b/>
-          <w:bCs/>
-          <w:lang w:val="en-US" w:eastAsia="zh-CN"/>
-        </w:rPr>
-        <w:t xml:space="preserve"> </w:t>
-      </w:r>
-      <w:r>
-        <w:rPr>
-          <w:rFonts w:hint="default"/>
-          <w:b/>
-          <w:bCs/>
-          <w:lang w:val="en-US" w:eastAsia="zh-CN"/>
-        </w:rPr>
-        <w:t>[禁用单位旗帜]</w:t>
-      </w:r>
-    </w:p>
-    <w:p>
-      <w:pPr>
-        <w:ind w:firstLine="420" w:firstLineChars="0"/>
-        <w:rPr>
-          <w:rFonts w:hint="eastAsia"/>
-          <w:lang w:val="en-US" w:eastAsia="zh-CN"/>
-        </w:rPr>
-      </w:pPr>
-      <w:r>
-        <w:rPr>
-          <w:rFonts w:hint="default"/>
-          <w:lang w:val="en-US" w:eastAsia="zh-CN"/>
-        </w:rPr>
-        <w:t>0≡默认；1≡禁用；2≡有限的，死后无法重新训练；4≡有限的，死后可以重新训练</w:t>
-      </w:r>
-      <w:r>
-        <w:rPr>
-          <w:rFonts w:hint="eastAsia"/>
-          <w:lang w:val="en-US" w:eastAsia="zh-CN"/>
-        </w:rPr>
-        <w:t>；</w:t>
-      </w:r>
-    </w:p>
-    <w:p>
-      <w:pPr>
-        <w:ind w:firstLine="420" w:firstLineChars="0"/>
-        <w:rPr>
-          <w:rFonts w:hint="default"/>
-          <w:lang w:val="en-US" w:eastAsia="zh-CN"/>
-        </w:rPr>
-      </w:pPr>
-      <w:r>
-        <w:rPr>
-          <w:rFonts w:hint="eastAsia"/>
-          <w:lang w:val="en-US" w:eastAsia="zh-CN"/>
-        </w:rPr>
-        <w:t>8</w:t>
-      </w:r>
-      <w:r>
-        <w:rPr>
-          <w:rFonts w:hint="default"/>
-          <w:lang w:val="en-US" w:eastAsia="zh-CN"/>
-        </w:rPr>
-        <w:t>≡</w:t>
-      </w:r>
-      <w:r>
-        <w:rPr>
-          <w:rFonts w:hint="eastAsia"/>
-          <w:lang w:val="en-US" w:eastAsia="zh-CN"/>
-        </w:rPr>
-        <w:t>达到上限后训练按钮消失</w:t>
+        <w:t>位</w:t>
       </w:r>
       <w:bookmarkStart w:id="0" w:name="_GoBack"/>
       <w:bookmarkEnd w:id="0"/>
+    </w:p>
+    <w:p>
+      <w:pPr>
+        <w:ind w:firstLine="420" w:firstLineChars="0"/>
+        <w:rPr>
+          <w:rFonts w:hint="default"/>
+          <w:lang w:val="en-US" w:eastAsia="zh-CN"/>
+        </w:rPr>
+      </w:pPr>
+      <w:r>
+        <w:rPr>
+          <w:rFonts w:hint="default"/>
+          <w:lang w:val="en-US" w:eastAsia="zh-CN"/>
+        </w:rPr>
+        <w:t>-3≡光环技能，按下技能后激活光环；对应61_Charge Event为持续时间；需要对应155_光环指令且其Unused Flag包含8，以及63_战斗能力32</w:t>
+      </w:r>
+    </w:p>
+    <w:p>
+      <w:pPr>
+        <w:ind w:firstLine="420" w:firstLineChars="0"/>
+        <w:rPr>
+          <w:rFonts w:hint="default"/>
+          <w:lang w:val="en-US" w:eastAsia="zh-CN"/>
+        </w:rPr>
+      </w:pPr>
+      <w:r>
+        <w:rPr>
+          <w:rFonts w:hint="default"/>
+          <w:lang w:val="en-US" w:eastAsia="zh-CN"/>
+        </w:rPr>
+        <w:t>-4≡招降能力，按下技能后选择目标进行招降，需要104_招降指令；对应61_Charge Event为招降范围，但会被104_招降指令的非0值Work Range覆盖；对应Charge Target为招降命中率</w:t>
+      </w:r>
+    </w:p>
+    <w:p>
+      <w:pPr>
+        <w:ind w:firstLine="420" w:firstLineChars="0"/>
+        <w:rPr>
+          <w:rFonts w:hint="default"/>
+          <w:lang w:val="en-US" w:eastAsia="zh-CN"/>
+        </w:rPr>
+      </w:pPr>
+      <w:r>
+        <w:rPr>
+          <w:rFonts w:hint="default"/>
+          <w:lang w:val="en-US" w:eastAsia="zh-CN"/>
+        </w:rPr>
+        <w:t>-5≡生成单位，按下技能后在原地建造56_Trait Piece对应的建筑单位，后续建造需要101_Build指令</w:t>
+      </w:r>
+    </w:p>
+    <w:p>
+      <w:pPr>
+        <w:rPr>
+          <w:rFonts w:hint="default"/>
+          <w:b/>
+          <w:bCs/>
+          <w:lang w:val="en-US" w:eastAsia="zh-CN"/>
+        </w:rPr>
+      </w:pPr>
+      <w:r>
+        <w:rPr>
+          <w:rFonts w:hint="default"/>
+          <w:b/>
+          <w:bCs/>
+          <w:lang w:val="en-US" w:eastAsia="zh-CN"/>
+        </w:rPr>
+        <w:t>63</w:t>
+      </w:r>
+      <w:r>
+        <w:rPr>
+          <w:rFonts w:hint="eastAsia"/>
+          <w:b/>
+          <w:bCs/>
+          <w:lang w:val="en-US" w:eastAsia="zh-CN"/>
+        </w:rPr>
+        <w:tab/>
+      </w:r>
+      <w:r>
+        <w:rPr>
+          <w:rFonts w:hint="default"/>
+          <w:b/>
+          <w:bCs/>
+          <w:lang w:val="en-US" w:eastAsia="zh-CN"/>
+        </w:rPr>
+        <w:t>Combat ability/Break off combat</w:t>
+      </w:r>
+      <w:r>
+        <w:rPr>
+          <w:rFonts w:hint="eastAsia"/>
+          <w:b/>
+          <w:bCs/>
+          <w:lang w:val="en-US" w:eastAsia="zh-CN"/>
+        </w:rPr>
+        <w:tab/>
+      </w:r>
+      <w:r>
+        <w:rPr>
+          <w:rFonts w:hint="default"/>
+          <w:b/>
+          <w:bCs/>
+          <w:lang w:val="en-US" w:eastAsia="zh-CN"/>
+        </w:rPr>
+        <w:t>战斗能力</w:t>
+      </w:r>
+    </w:p>
+    <w:p>
+      <w:pPr>
+        <w:ind w:firstLine="420" w:firstLineChars="0"/>
+        <w:rPr>
+          <w:rFonts w:hint="eastAsia"/>
+          <w:lang w:val="en-US" w:eastAsia="zh-CN"/>
+        </w:rPr>
+      </w:pPr>
+      <w:r>
+        <w:rPr>
+          <w:rFonts w:hint="eastAsia"/>
+          <w:lang w:val="en-US" w:eastAsia="zh-CN"/>
+        </w:rPr>
+        <w:t>二进制标志位，可组合。</w:t>
+      </w:r>
+    </w:p>
+    <w:p>
+      <w:pPr>
+        <w:ind w:firstLine="420" w:firstLineChars="0"/>
+        <w:rPr>
+          <w:rFonts w:hint="eastAsia"/>
+          <w:lang w:val="en-US" w:eastAsia="zh-CN"/>
+        </w:rPr>
+      </w:pPr>
+      <w:r>
+        <w:rPr>
+          <w:rFonts w:hint="eastAsia"/>
+          <w:lang w:val="en-US" w:eastAsia="zh-CN"/>
+        </w:rPr>
+        <w:t>1: 攻击无视护甲</w:t>
+      </w:r>
+    </w:p>
+    <w:p>
+      <w:pPr>
+        <w:ind w:firstLine="420" w:firstLineChars="0"/>
+        <w:rPr>
+          <w:rFonts w:hint="eastAsia"/>
+          <w:lang w:val="en-US" w:eastAsia="zh-CN"/>
+        </w:rPr>
+      </w:pPr>
+      <w:r>
+        <w:rPr>
+          <w:rFonts w:hint="eastAsia"/>
+          <w:lang w:val="en-US" w:eastAsia="zh-CN"/>
+        </w:rPr>
+        <w:t>2: 免疫攻击无视护甲的效果</w:t>
+      </w:r>
+    </w:p>
+    <w:p>
+      <w:pPr>
+        <w:ind w:firstLine="420" w:firstLineChars="0"/>
+        <w:rPr>
+          <w:rFonts w:hint="eastAsia"/>
+          <w:lang w:val="en-US" w:eastAsia="zh-CN"/>
+        </w:rPr>
+      </w:pPr>
+      <w:r>
+        <w:rPr>
+          <w:rFonts w:hint="eastAsia"/>
+          <w:lang w:val="en-US" w:eastAsia="zh-CN"/>
+        </w:rPr>
+        <w:t>4: 攻击削减目标护甲</w:t>
+      </w:r>
+    </w:p>
+    <w:p>
+      <w:pPr>
+        <w:ind w:firstLine="420" w:firstLineChars="0"/>
+        <w:rPr>
+          <w:rFonts w:hint="eastAsia"/>
+          <w:lang w:val="en-US" w:eastAsia="zh-CN"/>
+        </w:rPr>
+      </w:pPr>
+      <w:r>
+        <w:rPr>
+          <w:rFonts w:hint="eastAsia"/>
+          <w:lang w:val="en-US" w:eastAsia="zh-CN"/>
+        </w:rPr>
+        <w:t>8: 可强制对地攻击</w:t>
+      </w:r>
+    </w:p>
+    <w:p>
+      <w:pPr>
+        <w:ind w:firstLine="420" w:firstLineChars="0"/>
+        <w:rPr>
+          <w:rFonts w:hint="eastAsia"/>
+          <w:lang w:val="en-US" w:eastAsia="zh-CN"/>
+        </w:rPr>
+      </w:pPr>
+      <w:r>
+        <w:rPr>
+          <w:rFonts w:hint="eastAsia"/>
+          <w:lang w:val="en-US" w:eastAsia="zh-CN"/>
+        </w:rPr>
+        <w:t>16: 主副抛射物齐射</w:t>
+      </w:r>
+    </w:p>
+    <w:p>
+      <w:pPr>
+        <w:ind w:firstLine="420" w:firstLineChars="0"/>
+        <w:rPr>
+          <w:rFonts w:hint="eastAsia"/>
+          <w:lang w:val="en-US" w:eastAsia="zh-CN"/>
+        </w:rPr>
+      </w:pPr>
+      <w:r>
+        <w:rPr>
+          <w:rFonts w:hint="eastAsia"/>
+          <w:lang w:val="en-US" w:eastAsia="zh-CN"/>
+        </w:rPr>
+        <w:t>32: 光环</w:t>
+      </w:r>
+    </w:p>
+    <w:p>
+      <w:pPr>
+        <w:ind w:firstLine="420" w:firstLineChars="0"/>
+        <w:rPr>
+          <w:rFonts w:hint="default"/>
+          <w:lang w:val="en-US" w:eastAsia="zh-CN"/>
+        </w:rPr>
+      </w:pPr>
+      <w:r>
+        <w:rPr>
+          <w:rFonts w:hint="eastAsia"/>
+          <w:lang w:val="en-US" w:eastAsia="zh-CN"/>
+        </w:rPr>
+        <w:t>64: 光环加成自身</w:t>
+      </w:r>
+    </w:p>
+    <w:p>
+      <w:pPr>
+        <w:ind w:firstLine="420" w:firstLineChars="0"/>
+        <w:rPr>
+          <w:rFonts w:hint="default"/>
+          <w:lang w:val="en-US" w:eastAsia="zh-CN"/>
+        </w:rPr>
+      </w:pPr>
+      <w:r>
+        <w:rPr>
+          <w:rFonts w:hint="default"/>
+          <w:lang w:val="en-US" w:eastAsia="zh-CN"/>
+        </w:rPr>
+        <w:t>128</w:t>
+      </w:r>
+      <w:r>
+        <w:rPr>
+          <w:rFonts w:hint="eastAsia"/>
+          <w:lang w:val="en-US" w:eastAsia="zh-CN"/>
+        </w:rPr>
+        <w:t xml:space="preserve">: </w:t>
+      </w:r>
+      <w:r>
+        <w:rPr>
+          <w:rFonts w:hint="default"/>
+          <w:lang w:val="en-US" w:eastAsia="zh-CN"/>
+        </w:rPr>
+        <w:t>启用毒刺</w:t>
+      </w:r>
+    </w:p>
+    <w:p>
+      <w:pPr>
+        <w:rPr>
+          <w:rFonts w:hint="default"/>
+          <w:b/>
+          <w:bCs/>
+          <w:lang w:val="en-US" w:eastAsia="zh-CN"/>
+        </w:rPr>
+      </w:pPr>
+      <w:r>
+        <w:rPr>
+          <w:rFonts w:hint="default"/>
+          <w:b/>
+          <w:bCs/>
+          <w:lang w:val="en-US" w:eastAsia="zh-CN"/>
+        </w:rPr>
+        <w:t>68</w:t>
+      </w:r>
+      <w:r>
+        <w:rPr>
+          <w:rFonts w:hint="eastAsia"/>
+          <w:b/>
+          <w:bCs/>
+          <w:lang w:val="en-US" w:eastAsia="zh-CN"/>
+        </w:rPr>
+        <w:tab/>
+      </w:r>
+      <w:r>
+        <w:rPr>
+          <w:rFonts w:hint="default"/>
+          <w:b/>
+          <w:bCs/>
+          <w:lang w:val="en-US" w:eastAsia="zh-CN"/>
+        </w:rPr>
+        <w:t>Vanish Mode</w:t>
+      </w:r>
+      <w:r>
+        <w:rPr>
+          <w:rFonts w:hint="eastAsia"/>
+          <w:b/>
+          <w:bCs/>
+          <w:lang w:val="en-US" w:eastAsia="zh-CN"/>
+        </w:rPr>
+        <w:tab/>
+      </w:r>
+      <w:r>
+        <w:rPr>
+          <w:rFonts w:hint="default"/>
+          <w:b/>
+          <w:bCs/>
+          <w:lang w:val="en-US" w:eastAsia="zh-CN"/>
+        </w:rPr>
+        <w:t>炮弹消失模式</w:t>
+      </w:r>
+    </w:p>
+    <w:p>
+      <w:pPr>
+        <w:ind w:firstLine="420" w:firstLineChars="0"/>
+        <w:rPr>
+          <w:rFonts w:hint="default"/>
+          <w:lang w:val="en-US" w:eastAsia="zh-CN"/>
+        </w:rPr>
+      </w:pPr>
+      <w:r>
+        <w:rPr>
+          <w:rFonts w:hint="default"/>
+          <w:lang w:val="en-US" w:eastAsia="zh-CN"/>
+        </w:rPr>
+        <w:t>新增标志位2≡弹道落地时总是生成死亡单位</w:t>
+      </w:r>
+      <w:r>
+        <w:rPr>
+          <w:rFonts w:hint="eastAsia"/>
+          <w:lang w:val="en-US" w:eastAsia="zh-CN"/>
+        </w:rPr>
+        <w:t>。</w:t>
+      </w:r>
+    </w:p>
+    <w:p>
+      <w:pPr>
+        <w:rPr>
+          <w:rFonts w:hint="default"/>
+          <w:b/>
+          <w:bCs/>
+          <w:lang w:val="en-US" w:eastAsia="zh-CN"/>
+        </w:rPr>
+      </w:pPr>
+      <w:r>
+        <w:rPr>
+          <w:rFonts w:hint="default"/>
+          <w:b/>
+          <w:bCs/>
+          <w:lang w:val="en-US" w:eastAsia="zh-CN"/>
+        </w:rPr>
+        <w:t>74</w:t>
+      </w:r>
+      <w:r>
+        <w:rPr>
+          <w:rFonts w:hint="eastAsia"/>
+          <w:b/>
+          <w:bCs/>
+          <w:lang w:val="en-US" w:eastAsia="zh-CN"/>
+        </w:rPr>
+        <w:tab/>
+      </w:r>
+      <w:r>
+        <w:rPr>
+          <w:rFonts w:hint="default"/>
+          <w:b/>
+          <w:bCs/>
+          <w:lang w:val="en-US" w:eastAsia="zh-CN"/>
+        </w:rPr>
+        <w:t>Undead Graphic</w:t>
+      </w:r>
+      <w:r>
+        <w:rPr>
+          <w:rFonts w:hint="eastAsia"/>
+          <w:b/>
+          <w:bCs/>
+          <w:lang w:val="en-US" w:eastAsia="zh-CN"/>
+        </w:rPr>
+        <w:tab/>
+      </w:r>
+      <w:r>
+        <w:rPr>
+          <w:rFonts w:hint="default"/>
+          <w:b/>
+          <w:bCs/>
+          <w:lang w:val="en-US" w:eastAsia="zh-CN"/>
+        </w:rPr>
+        <w:t>亡灵图示</w:t>
+      </w:r>
+    </w:p>
+    <w:p>
+      <w:pPr>
+        <w:ind w:firstLine="420" w:firstLineChars="0"/>
+        <w:rPr>
+          <w:rFonts w:hint="default"/>
+          <w:lang w:val="en-US" w:eastAsia="zh-CN"/>
+        </w:rPr>
+      </w:pPr>
+      <w:r>
+        <w:rPr>
+          <w:rFonts w:hint="default"/>
+          <w:lang w:val="en-US" w:eastAsia="zh-CN"/>
+        </w:rPr>
+        <w:t>新增功能对于Undead Mode不为1的单位，Undead Graphic将覆盖尸体单位的Standing Graphic</w:t>
+      </w:r>
+      <w:r>
+        <w:rPr>
+          <w:rFonts w:hint="eastAsia"/>
+          <w:lang w:val="en-US" w:eastAsia="zh-CN"/>
+        </w:rPr>
+        <w:t>。</w:t>
+      </w:r>
+    </w:p>
+    <w:p>
+      <w:pPr>
+        <w:rPr>
+          <w:rFonts w:hint="default"/>
+          <w:b/>
+          <w:bCs/>
+          <w:lang w:val="en-US" w:eastAsia="zh-CN"/>
+        </w:rPr>
+      </w:pPr>
+      <w:r>
+        <w:rPr>
+          <w:rFonts w:hint="default"/>
+          <w:b/>
+          <w:bCs/>
+          <w:lang w:val="en-US" w:eastAsia="zh-CN"/>
+        </w:rPr>
+        <w:t>78</w:t>
+      </w:r>
+      <w:r>
+        <w:rPr>
+          <w:rFonts w:hint="eastAsia"/>
+          <w:b/>
+          <w:bCs/>
+          <w:lang w:val="en-US" w:eastAsia="zh-CN"/>
+        </w:rPr>
+        <w:tab/>
+      </w:r>
+      <w:r>
+        <w:rPr>
+          <w:rFonts w:hint="default"/>
+          <w:b/>
+          <w:bCs/>
+          <w:lang w:val="en-US" w:eastAsia="zh-CN"/>
+        </w:rPr>
+        <w:t>Obstruction Type</w:t>
+      </w:r>
+      <w:r>
+        <w:rPr>
+          <w:rFonts w:hint="eastAsia"/>
+          <w:b/>
+          <w:bCs/>
+          <w:lang w:val="en-US" w:eastAsia="zh-CN"/>
+        </w:rPr>
+        <w:tab/>
+      </w:r>
+      <w:r>
+        <w:rPr>
+          <w:rFonts w:hint="default"/>
+          <w:b/>
+          <w:bCs/>
+          <w:lang w:val="en-US" w:eastAsia="zh-CN"/>
+        </w:rPr>
+        <w:t>障碍类型</w:t>
+      </w:r>
+    </w:p>
+    <w:p>
+      <w:pPr>
+        <w:ind w:firstLine="420" w:firstLineChars="0"/>
+        <w:rPr>
+          <w:rFonts w:hint="default"/>
+          <w:lang w:val="en-US" w:eastAsia="zh-CN"/>
+        </w:rPr>
+      </w:pPr>
+      <w:r>
+        <w:rPr>
+          <w:rFonts w:hint="default"/>
+          <w:lang w:val="en-US" w:eastAsia="zh-CN"/>
+        </w:rPr>
+        <w:t>0、1、2、3、4、5、10为原有值见AGE，新增11≡以选框半径代替碰撞半径；新增12≡忽略硬障碍，只考虑没有障碍的空间；新增13≡放置时考虑选框，对于硬障碍使用碰撞大小(牧场)</w:t>
+      </w:r>
+    </w:p>
+    <w:p>
+      <w:pPr>
+        <w:rPr>
+          <w:rFonts w:hint="default"/>
+          <w:lang w:val="en-US" w:eastAsia="zh-CN"/>
+        </w:rPr>
+      </w:pPr>
+      <w:r>
+        <w:rPr>
+          <w:rFonts w:hint="default"/>
+          <w:b/>
+          <w:bCs/>
+          <w:lang w:val="en-US" w:eastAsia="zh-CN"/>
+        </w:rPr>
+        <w:t>79</w:t>
+      </w:r>
+      <w:r>
+        <w:rPr>
+          <w:rFonts w:hint="eastAsia"/>
+          <w:b/>
+          <w:bCs/>
+          <w:lang w:val="en-US" w:eastAsia="zh-CN"/>
+        </w:rPr>
+        <w:tab/>
+      </w:r>
+      <w:r>
+        <w:rPr>
+          <w:rFonts w:hint="default"/>
+          <w:b/>
+          <w:bCs/>
+          <w:lang w:val="en-US" w:eastAsia="zh-CN"/>
+        </w:rPr>
+        <w:t>Blockage Class</w:t>
+      </w:r>
+      <w:r>
+        <w:rPr>
+          <w:rFonts w:hint="eastAsia"/>
+          <w:b/>
+          <w:bCs/>
+          <w:lang w:val="en-US" w:eastAsia="zh-CN"/>
+        </w:rPr>
+        <w:tab/>
+      </w:r>
+      <w:r>
+        <w:rPr>
+          <w:rFonts w:hint="default"/>
+          <w:b/>
+          <w:bCs/>
+          <w:lang w:val="en-US" w:eastAsia="zh-CN"/>
+        </w:rPr>
+        <w:t>阻挡等级</w:t>
+      </w:r>
+    </w:p>
+    <w:p>
+      <w:pPr>
+        <w:rPr>
+          <w:rFonts w:hint="default"/>
+          <w:b/>
+          <w:bCs/>
+          <w:lang w:val="en-US" w:eastAsia="zh-CN"/>
+        </w:rPr>
+      </w:pPr>
+      <w:r>
+        <w:rPr>
+          <w:rFonts w:hint="default"/>
+          <w:b/>
+          <w:bCs/>
+          <w:lang w:val="en-US" w:eastAsia="zh-CN"/>
+        </w:rPr>
+        <w:t>80_Selection Effect[选择效果]：均为原有值，见AGE</w:t>
+      </w:r>
+    </w:p>
+    <w:p>
+      <w:pPr>
+        <w:rPr>
+          <w:rFonts w:hint="default"/>
+          <w:b/>
+          <w:bCs/>
+          <w:lang w:val="en-US" w:eastAsia="zh-CN"/>
+        </w:rPr>
+      </w:pPr>
+      <w:r>
+        <w:rPr>
+          <w:rFonts w:hint="eastAsia"/>
+          <w:b/>
+          <w:bCs/>
+          <w:lang w:val="en-US" w:eastAsia="zh-CN"/>
+        </w:rPr>
+        <w:t>81</w:t>
+      </w:r>
+      <w:r>
+        <w:rPr>
+          <w:rFonts w:hint="eastAsia"/>
+          <w:b/>
+          <w:bCs/>
+          <w:lang w:val="en-US" w:eastAsia="zh-CN"/>
+        </w:rPr>
+        <w:tab/>
+      </w:r>
+      <w:r>
+        <w:rPr>
+          <w:rFonts w:hint="default"/>
+          <w:b/>
+          <w:bCs/>
+          <w:lang w:val="en-US" w:eastAsia="zh-CN"/>
+        </w:rPr>
+        <w:t>Special Ability</w:t>
+      </w:r>
+    </w:p>
+    <w:p>
+      <w:pPr>
+        <w:ind w:firstLine="420" w:firstLineChars="0"/>
+        <w:rPr>
+          <w:rFonts w:hint="default"/>
+          <w:lang w:val="en-US" w:eastAsia="zh-CN"/>
+        </w:rPr>
+      </w:pPr>
+      <w:r>
+        <w:rPr>
+          <w:rFonts w:hint="default"/>
+          <w:lang w:val="en-US" w:eastAsia="zh-CN"/>
+        </w:rPr>
+        <w:t>新增3≡冲锋，见133指令；新增7≡当结合54_Unit Trait=4使用时，其建造的建筑将直接放置在单位所在处，而不提供放置点选择(对军事面板的单位有效)</w:t>
+      </w:r>
+    </w:p>
+    <w:p>
+      <w:pPr>
+        <w:rPr>
+          <w:rFonts w:hint="default"/>
+          <w:b/>
+          <w:bCs/>
+          <w:lang w:val="en-US" w:eastAsia="zh-CN"/>
+        </w:rPr>
+      </w:pPr>
+      <w:r>
+        <w:rPr>
+          <w:rFonts w:hint="default"/>
+          <w:b/>
+          <w:bCs/>
+          <w:lang w:val="en-US" w:eastAsia="zh-CN"/>
+        </w:rPr>
+        <w:t>109</w:t>
+      </w:r>
+      <w:r>
+        <w:rPr>
+          <w:rFonts w:hint="eastAsia"/>
+          <w:b/>
+          <w:bCs/>
+          <w:lang w:val="en-US" w:eastAsia="zh-CN"/>
+        </w:rPr>
+        <w:tab/>
+      </w:r>
+      <w:r>
+        <w:rPr>
+          <w:rFonts w:hint="default"/>
+          <w:b/>
+          <w:bCs/>
+          <w:lang w:val="en-US" w:eastAsia="zh-CN"/>
+        </w:rPr>
+        <w:t>Regeneration Rate/Backstab Bonus</w:t>
+      </w:r>
+      <w:r>
+        <w:rPr>
+          <w:rFonts w:hint="eastAsia"/>
+          <w:b/>
+          <w:bCs/>
+          <w:lang w:val="en-US" w:eastAsia="zh-CN"/>
+        </w:rPr>
+        <w:tab/>
+      </w:r>
+      <w:r>
+        <w:rPr>
+          <w:rFonts w:hint="default"/>
+          <w:b/>
+          <w:bCs/>
+          <w:lang w:val="en-US" w:eastAsia="zh-CN"/>
+        </w:rPr>
+        <w:t>恢复率</w:t>
+      </w:r>
+    </w:p>
+    <w:p>
+      <w:pPr>
+        <w:ind w:firstLine="420" w:firstLineChars="0"/>
+        <w:rPr>
+          <w:rFonts w:hint="default"/>
+          <w:lang w:val="en-US" w:eastAsia="zh-CN"/>
+        </w:rPr>
+      </w:pPr>
+      <w:r>
+        <w:rPr>
+          <w:rFonts w:hint="default"/>
+          <w:lang w:val="en-US" w:eastAsia="zh-CN"/>
+        </w:rPr>
+        <w:t>每分回血量，负值可以持续掉血(以前负值只能用于抵消正值)</w:t>
+      </w:r>
+      <w:r>
+        <w:rPr>
+          <w:rFonts w:hint="eastAsia"/>
+          <w:lang w:val="en-US" w:eastAsia="zh-CN"/>
+        </w:rPr>
+        <w:t>。</w:t>
+      </w:r>
+    </w:p>
+    <w:p>
+      <w:pPr>
+        <w:rPr>
+          <w:rFonts w:hint="default"/>
+          <w:b/>
+          <w:bCs/>
+          <w:lang w:val="en-US" w:eastAsia="zh-CN"/>
+        </w:rPr>
+      </w:pPr>
+      <w:r>
+        <w:rPr>
+          <w:rFonts w:hint="default"/>
+          <w:b/>
+          <w:bCs/>
+          <w:lang w:val="en-US" w:eastAsia="zh-CN"/>
+        </w:rPr>
+        <w:t>118</w:t>
+      </w:r>
+      <w:r>
+        <w:rPr>
+          <w:rFonts w:hint="eastAsia"/>
+          <w:b/>
+          <w:bCs/>
+          <w:lang w:val="en-US" w:eastAsia="zh-CN"/>
+        </w:rPr>
+        <w:tab/>
+      </w:r>
+      <w:r>
+        <w:rPr>
+          <w:rFonts w:hint="default"/>
+          <w:b/>
+          <w:bCs/>
+          <w:lang w:val="en-US" w:eastAsia="zh-CN"/>
+        </w:rPr>
+        <w:t>Damage</w:t>
+      </w:r>
+      <w:r>
+        <w:rPr>
+          <w:rFonts w:hint="eastAsia"/>
+          <w:b/>
+          <w:bCs/>
+          <w:lang w:val="en-US" w:eastAsia="zh-CN"/>
+        </w:rPr>
+        <w:t xml:space="preserve"> </w:t>
+      </w:r>
+      <w:r>
+        <w:rPr>
+          <w:rFonts w:hint="default"/>
+          <w:b/>
+          <w:bCs/>
+          <w:lang w:val="en-US" w:eastAsia="zh-CN"/>
+        </w:rPr>
+        <w:t>Reflection</w:t>
+      </w:r>
+      <w:r>
+        <w:rPr>
+          <w:rFonts w:hint="eastAsia"/>
+          <w:b/>
+          <w:bCs/>
+          <w:lang w:val="en-US" w:eastAsia="zh-CN"/>
+        </w:rPr>
+        <w:tab/>
+      </w:r>
+      <w:r>
+        <w:rPr>
+          <w:rFonts w:hint="default"/>
+          <w:b/>
+          <w:bCs/>
+          <w:lang w:val="en-US" w:eastAsia="zh-CN"/>
+        </w:rPr>
+        <w:t>伤害反弹</w:t>
+      </w:r>
+    </w:p>
+    <w:p>
+      <w:pPr>
+        <w:ind w:firstLine="420" w:firstLineChars="0"/>
+        <w:rPr>
+          <w:rFonts w:hint="default"/>
+          <w:lang w:val="en-US" w:eastAsia="zh-CN"/>
+        </w:rPr>
+      </w:pPr>
+      <w:r>
+        <w:rPr>
+          <w:rFonts w:hint="default"/>
+          <w:lang w:val="en-US" w:eastAsia="zh-CN"/>
+        </w:rPr>
+        <w:t>受到的伤害乘该系数即为反伤数值，</w:t>
+      </w:r>
+      <w:r>
+        <w:rPr>
+          <w:rFonts w:hint="eastAsia"/>
+          <w:lang w:val="en-US" w:eastAsia="zh-CN"/>
+        </w:rPr>
+        <w:t>对</w:t>
+      </w:r>
+      <w:r>
+        <w:rPr>
+          <w:rFonts w:hint="default"/>
+          <w:lang w:val="en-US" w:eastAsia="zh-CN"/>
+        </w:rPr>
+        <w:t>建筑无效，仅反弹近战伤害。(契丹银冠使用)</w:t>
+      </w:r>
+    </w:p>
+    <w:p>
+      <w:pPr>
+        <w:rPr>
+          <w:rFonts w:hint="default"/>
+          <w:b/>
+          <w:bCs/>
+          <w:lang w:val="en-US" w:eastAsia="zh-CN"/>
+        </w:rPr>
+      </w:pPr>
+      <w:r>
+        <w:rPr>
+          <w:rFonts w:hint="default"/>
+          <w:b/>
+          <w:bCs/>
+          <w:lang w:val="en-US" w:eastAsia="zh-CN"/>
+        </w:rPr>
+        <w:t>119</w:t>
+      </w:r>
+      <w:r>
+        <w:rPr>
+          <w:rFonts w:hint="eastAsia"/>
+          <w:b/>
+          <w:bCs/>
+          <w:lang w:val="en-US" w:eastAsia="zh-CN"/>
+        </w:rPr>
+        <w:tab/>
+      </w:r>
+      <w:r>
+        <w:rPr>
+          <w:rFonts w:hint="default"/>
+          <w:b/>
+          <w:bCs/>
+          <w:lang w:val="en-US" w:eastAsia="zh-CN"/>
+        </w:rPr>
+        <w:t>Friendly</w:t>
+      </w:r>
+      <w:r>
+        <w:rPr>
+          <w:rFonts w:hint="eastAsia"/>
+          <w:b/>
+          <w:bCs/>
+          <w:lang w:val="en-US" w:eastAsia="zh-CN"/>
+        </w:rPr>
+        <w:t xml:space="preserve"> </w:t>
+      </w:r>
+      <w:r>
+        <w:rPr>
+          <w:rFonts w:hint="default"/>
+          <w:b/>
+          <w:bCs/>
+          <w:lang w:val="en-US" w:eastAsia="zh-CN"/>
+        </w:rPr>
+        <w:t>Fire</w:t>
+      </w:r>
+      <w:r>
+        <w:rPr>
+          <w:rFonts w:hint="eastAsia"/>
+          <w:b/>
+          <w:bCs/>
+          <w:lang w:val="en-US" w:eastAsia="zh-CN"/>
+        </w:rPr>
+        <w:t xml:space="preserve"> </w:t>
+      </w:r>
+      <w:r>
+        <w:rPr>
+          <w:rFonts w:hint="default"/>
+          <w:b/>
+          <w:bCs/>
+          <w:lang w:val="en-US" w:eastAsia="zh-CN"/>
+        </w:rPr>
+        <w:t>Damage_受到友伤系数</w:t>
+      </w:r>
+      <w:r>
+        <w:rPr>
+          <w:rFonts w:hint="eastAsia"/>
+          <w:b/>
+          <w:bCs/>
+          <w:lang w:val="en-US" w:eastAsia="zh-CN"/>
+        </w:rPr>
+        <w:t xml:space="preserve"> </w:t>
+      </w:r>
+      <w:r>
+        <w:rPr>
+          <w:rFonts w:hint="default"/>
+          <w:b/>
+          <w:bCs/>
+          <w:lang w:val="en-US" w:eastAsia="zh-CN"/>
+        </w:rPr>
+        <w:t>[友军火焰伤害]</w:t>
+      </w:r>
+    </w:p>
+    <w:p>
+      <w:pPr>
+        <w:ind w:firstLine="420" w:firstLineChars="0"/>
+        <w:rPr>
+          <w:rFonts w:hint="default"/>
+          <w:lang w:val="en-US" w:eastAsia="zh-CN"/>
+        </w:rPr>
+      </w:pPr>
+      <w:r>
+        <w:rPr>
+          <w:rFonts w:hint="default"/>
+          <w:lang w:val="en-US" w:eastAsia="zh-CN"/>
+        </w:rPr>
+        <w:t>单位遭受的友军溅射伤害系数；对于Smart Mode为2的抛射物，则为穿透伤害的系数。(意大利新金冠使用)</w:t>
+      </w:r>
+    </w:p>
+    <w:p>
+      <w:pPr>
+        <w:rPr>
+          <w:rFonts w:hint="default"/>
+          <w:b/>
+          <w:bCs/>
+          <w:lang w:val="en-US" w:eastAsia="zh-CN"/>
+        </w:rPr>
+      </w:pPr>
+      <w:r>
+        <w:rPr>
+          <w:rFonts w:hint="default"/>
+          <w:b/>
+          <w:bCs/>
+          <w:lang w:val="en-US" w:eastAsia="zh-CN"/>
+        </w:rPr>
+        <w:t>120</w:t>
+      </w:r>
+      <w:r>
+        <w:rPr>
+          <w:rFonts w:hint="eastAsia"/>
+          <w:b/>
+          <w:bCs/>
+          <w:lang w:val="en-US" w:eastAsia="zh-CN"/>
+        </w:rPr>
+        <w:tab/>
+      </w:r>
+      <w:r>
+        <w:rPr>
+          <w:rFonts w:hint="default"/>
+          <w:b/>
+          <w:bCs/>
+          <w:lang w:val="en-US" w:eastAsia="zh-CN"/>
+        </w:rPr>
+        <w:t>Regeneration</w:t>
+      </w:r>
+      <w:r>
+        <w:rPr>
+          <w:rFonts w:hint="eastAsia"/>
+          <w:b/>
+          <w:bCs/>
+          <w:lang w:val="en-US" w:eastAsia="zh-CN"/>
+        </w:rPr>
+        <w:t xml:space="preserve"> </w:t>
+      </w:r>
+      <w:r>
+        <w:rPr>
+          <w:rFonts w:hint="default"/>
+          <w:b/>
+          <w:bCs/>
+          <w:lang w:val="en-US" w:eastAsia="zh-CN"/>
+        </w:rPr>
+        <w:t>Hp</w:t>
+      </w:r>
+      <w:r>
+        <w:rPr>
+          <w:rFonts w:hint="eastAsia"/>
+          <w:b/>
+          <w:bCs/>
+          <w:lang w:val="en-US" w:eastAsia="zh-CN"/>
+        </w:rPr>
+        <w:t xml:space="preserve"> </w:t>
+      </w:r>
+      <w:r>
+        <w:rPr>
+          <w:rFonts w:hint="default"/>
+          <w:b/>
+          <w:bCs/>
+          <w:lang w:val="en-US" w:eastAsia="zh-CN"/>
+        </w:rPr>
+        <w:t>Percent_比例回血</w:t>
+      </w:r>
+      <w:r>
+        <w:rPr>
+          <w:rFonts w:hint="eastAsia"/>
+          <w:b/>
+          <w:bCs/>
+          <w:lang w:val="en-US" w:eastAsia="zh-CN"/>
+        </w:rPr>
+        <w:t xml:space="preserve"> </w:t>
+      </w:r>
+      <w:r>
+        <w:rPr>
+          <w:rFonts w:hint="default"/>
+          <w:b/>
+          <w:bCs/>
+          <w:lang w:val="en-US" w:eastAsia="zh-CN"/>
+        </w:rPr>
+        <w:t>[生命值恢复百分比]</w:t>
+      </w:r>
+    </w:p>
+    <w:p>
+      <w:pPr>
+        <w:ind w:firstLine="420" w:firstLineChars="0"/>
+        <w:rPr>
+          <w:rFonts w:hint="default"/>
+          <w:lang w:val="en-US" w:eastAsia="zh-CN"/>
+        </w:rPr>
+      </w:pPr>
+      <w:r>
+        <w:rPr>
+          <w:rFonts w:hint="default"/>
+          <w:lang w:val="en-US" w:eastAsia="zh-CN"/>
+        </w:rPr>
+        <w:t>每分恢复最大生命值的比例，非百分数，例如0.5则为每分钟回复百分之五十</w:t>
+      </w:r>
+      <w:r>
+        <w:rPr>
+          <w:rFonts w:hint="eastAsia"/>
+          <w:lang w:val="en-US" w:eastAsia="zh-CN"/>
+        </w:rPr>
+        <w:t>。</w:t>
+      </w:r>
+    </w:p>
+    <w:p>
+      <w:pPr>
+        <w:rPr>
+          <w:rFonts w:hint="default"/>
+          <w:lang w:val="en-US" w:eastAsia="zh-CN"/>
+        </w:rPr>
+      </w:pPr>
+      <w:r>
+        <w:rPr>
+          <w:rFonts w:hint="default"/>
+          <w:b/>
+          <w:bCs/>
+          <w:lang w:val="en-US" w:eastAsia="zh-CN"/>
+        </w:rPr>
+        <w:t>121</w:t>
+      </w:r>
+      <w:r>
+        <w:rPr>
+          <w:rFonts w:hint="eastAsia"/>
+          <w:b/>
+          <w:bCs/>
+          <w:lang w:val="en-US" w:eastAsia="zh-CN"/>
+        </w:rPr>
+        <w:tab/>
+      </w:r>
+      <w:r>
+        <w:rPr>
+          <w:rFonts w:hint="default"/>
+          <w:b/>
+          <w:bCs/>
+          <w:lang w:val="en-US" w:eastAsia="zh-CN"/>
+        </w:rPr>
+        <w:t>Button</w:t>
+      </w:r>
+      <w:r>
+        <w:rPr>
+          <w:rFonts w:hint="eastAsia"/>
+          <w:b/>
+          <w:bCs/>
+          <w:lang w:val="en-US" w:eastAsia="zh-CN"/>
+        </w:rPr>
+        <w:t xml:space="preserve"> </w:t>
+      </w:r>
+      <w:r>
+        <w:rPr>
+          <w:rFonts w:hint="default"/>
+          <w:b/>
+          <w:bCs/>
+          <w:lang w:val="en-US" w:eastAsia="zh-CN"/>
+        </w:rPr>
+        <w:t>Icon</w:t>
+      </w:r>
+      <w:r>
+        <w:rPr>
+          <w:rFonts w:hint="eastAsia"/>
+          <w:b/>
+          <w:bCs/>
+          <w:lang w:val="en-US" w:eastAsia="zh-CN"/>
+        </w:rPr>
+        <w:tab/>
+      </w:r>
+      <w:r>
+        <w:rPr>
+          <w:rFonts w:hint="eastAsia"/>
+          <w:b/>
+          <w:bCs/>
+          <w:lang w:val="en-US" w:eastAsia="zh-CN"/>
+        </w:rPr>
+        <w:t>技能</w:t>
+      </w:r>
+      <w:r>
+        <w:rPr>
+          <w:rFonts w:hint="default"/>
+          <w:b/>
+          <w:bCs/>
+          <w:lang w:val="en-US" w:eastAsia="zh-CN"/>
+        </w:rPr>
+        <w:t>图标ID</w:t>
+      </w:r>
+    </w:p>
+    <w:p>
+      <w:pPr>
+        <w:rPr>
+          <w:rFonts w:hint="default"/>
+          <w:lang w:val="en-US" w:eastAsia="zh-CN"/>
+        </w:rPr>
+      </w:pPr>
+      <w:r>
+        <w:rPr>
+          <w:rFonts w:hint="default"/>
+          <w:b/>
+          <w:bCs/>
+          <w:lang w:val="en-US" w:eastAsia="zh-CN"/>
+        </w:rPr>
+        <w:t>122</w:t>
+      </w:r>
+      <w:r>
+        <w:rPr>
+          <w:rFonts w:hint="eastAsia"/>
+          <w:b/>
+          <w:bCs/>
+          <w:lang w:val="en-US" w:eastAsia="zh-CN"/>
+        </w:rPr>
+        <w:tab/>
+      </w:r>
+      <w:r>
+        <w:rPr>
+          <w:rFonts w:hint="default"/>
+          <w:b/>
+          <w:bCs/>
+          <w:lang w:val="en-US" w:eastAsia="zh-CN"/>
+        </w:rPr>
+        <w:t>Short</w:t>
+      </w:r>
+      <w:r>
+        <w:rPr>
+          <w:rFonts w:hint="eastAsia"/>
+          <w:b/>
+          <w:bCs/>
+          <w:lang w:val="en-US" w:eastAsia="zh-CN"/>
+        </w:rPr>
+        <w:t xml:space="preserve"> </w:t>
+      </w:r>
+      <w:r>
+        <w:rPr>
+          <w:rFonts w:hint="default"/>
+          <w:b/>
+          <w:bCs/>
+          <w:lang w:val="en-US" w:eastAsia="zh-CN"/>
+        </w:rPr>
+        <w:t>Tooltip</w:t>
+      </w:r>
+      <w:r>
+        <w:rPr>
+          <w:rFonts w:hint="eastAsia"/>
+          <w:b/>
+          <w:bCs/>
+          <w:lang w:val="en-US" w:eastAsia="zh-CN"/>
+        </w:rPr>
+        <w:t xml:space="preserve"> ID</w:t>
+      </w:r>
+      <w:r>
+        <w:rPr>
+          <w:rFonts w:hint="eastAsia"/>
+          <w:b/>
+          <w:bCs/>
+          <w:lang w:val="en-US" w:eastAsia="zh-CN"/>
+        </w:rPr>
+        <w:tab/>
+      </w:r>
+      <w:r>
+        <w:rPr>
+          <w:rFonts w:hint="default"/>
+          <w:b/>
+          <w:bCs/>
+          <w:lang w:val="en-US" w:eastAsia="zh-CN"/>
+        </w:rPr>
+        <w:t>[</w:t>
+      </w:r>
+      <w:r>
+        <w:rPr>
+          <w:rFonts w:hint="eastAsia"/>
+          <w:b/>
+          <w:bCs/>
+          <w:lang w:val="en-US" w:eastAsia="zh-CN"/>
+        </w:rPr>
+        <w:t>技能</w:t>
+      </w:r>
+      <w:r>
+        <w:rPr>
+          <w:rFonts w:hint="default"/>
+          <w:b/>
+          <w:bCs/>
+          <w:lang w:val="en-US" w:eastAsia="zh-CN"/>
+        </w:rPr>
+        <w:t>短工具提示ID]</w:t>
+      </w:r>
+    </w:p>
+    <w:p>
+      <w:pPr>
+        <w:rPr>
+          <w:rFonts w:hint="default"/>
+          <w:lang w:val="en-US" w:eastAsia="zh-CN"/>
+        </w:rPr>
+      </w:pPr>
+      <w:r>
+        <w:rPr>
+          <w:rFonts w:hint="default"/>
+          <w:b/>
+          <w:bCs/>
+          <w:lang w:val="en-US" w:eastAsia="zh-CN"/>
+        </w:rPr>
+        <w:t>123</w:t>
+      </w:r>
+      <w:r>
+        <w:rPr>
+          <w:rFonts w:hint="eastAsia"/>
+          <w:b/>
+          <w:bCs/>
+          <w:lang w:val="en-US" w:eastAsia="zh-CN"/>
+        </w:rPr>
+        <w:tab/>
+      </w:r>
+      <w:r>
+        <w:rPr>
+          <w:rFonts w:hint="default"/>
+          <w:b/>
+          <w:bCs/>
+          <w:lang w:val="en-US" w:eastAsia="zh-CN"/>
+        </w:rPr>
+        <w:t>Extended</w:t>
+      </w:r>
+      <w:r>
+        <w:rPr>
+          <w:rFonts w:hint="eastAsia"/>
+          <w:b/>
+          <w:bCs/>
+          <w:lang w:val="en-US" w:eastAsia="zh-CN"/>
+        </w:rPr>
+        <w:t xml:space="preserve"> </w:t>
+      </w:r>
+      <w:r>
+        <w:rPr>
+          <w:rFonts w:hint="default"/>
+          <w:b/>
+          <w:bCs/>
+          <w:lang w:val="en-US" w:eastAsia="zh-CN"/>
+        </w:rPr>
+        <w:t>Tooltip</w:t>
+      </w:r>
+      <w:r>
+        <w:rPr>
+          <w:rFonts w:hint="eastAsia"/>
+          <w:b/>
+          <w:bCs/>
+          <w:lang w:val="en-US" w:eastAsia="zh-CN"/>
+        </w:rPr>
+        <w:t xml:space="preserve"> </w:t>
+      </w:r>
+      <w:r>
+        <w:rPr>
+          <w:rFonts w:hint="default"/>
+          <w:b/>
+          <w:bCs/>
+          <w:lang w:val="en-US" w:eastAsia="zh-CN"/>
+        </w:rPr>
+        <w:t>I</w:t>
+      </w:r>
+      <w:r>
+        <w:rPr>
+          <w:rFonts w:hint="eastAsia"/>
+          <w:b/>
+          <w:bCs/>
+          <w:lang w:val="en-US" w:eastAsia="zh-CN"/>
+        </w:rPr>
+        <w:t>D</w:t>
+      </w:r>
+      <w:r>
+        <w:rPr>
+          <w:rFonts w:hint="default"/>
+          <w:b/>
+          <w:bCs/>
+          <w:lang w:val="en-US" w:eastAsia="zh-CN"/>
+        </w:rPr>
+        <w:t>[</w:t>
+      </w:r>
+      <w:r>
+        <w:rPr>
+          <w:rFonts w:hint="eastAsia"/>
+          <w:b/>
+          <w:bCs/>
+          <w:lang w:val="en-US" w:eastAsia="zh-CN"/>
+        </w:rPr>
+        <w:t>技能</w:t>
+      </w:r>
+      <w:r>
+        <w:rPr>
+          <w:rFonts w:hint="default"/>
+          <w:b/>
+          <w:bCs/>
+          <w:lang w:val="en-US" w:eastAsia="zh-CN"/>
+        </w:rPr>
+        <w:t>长工具提示ID]</w:t>
+      </w:r>
+    </w:p>
+    <w:p>
+      <w:pPr>
+        <w:rPr>
+          <w:rFonts w:hint="default"/>
+          <w:b/>
+          <w:bCs/>
+          <w:lang w:val="en-US" w:eastAsia="zh-CN"/>
+        </w:rPr>
+      </w:pPr>
+      <w:r>
+        <w:rPr>
+          <w:rFonts w:hint="default"/>
+          <w:b/>
+          <w:bCs/>
+          <w:lang w:val="en-US" w:eastAsia="zh-CN"/>
+        </w:rPr>
+        <w:t>124</w:t>
+      </w:r>
+      <w:r>
+        <w:rPr>
+          <w:rFonts w:hint="eastAsia"/>
+          <w:b/>
+          <w:bCs/>
+          <w:lang w:val="en-US" w:eastAsia="zh-CN"/>
+        </w:rPr>
+        <w:tab/>
+      </w:r>
+      <w:r>
+        <w:rPr>
+          <w:rFonts w:hint="default"/>
+          <w:b/>
+          <w:bCs/>
+          <w:lang w:val="en-US" w:eastAsia="zh-CN"/>
+        </w:rPr>
+        <w:t>Hotkey</w:t>
+      </w:r>
+      <w:r>
+        <w:rPr>
+          <w:rFonts w:hint="eastAsia"/>
+          <w:b/>
+          <w:bCs/>
+          <w:lang w:val="en-US" w:eastAsia="zh-CN"/>
+        </w:rPr>
+        <w:t xml:space="preserve"> </w:t>
+      </w:r>
+      <w:r>
+        <w:rPr>
+          <w:rFonts w:hint="default"/>
+          <w:b/>
+          <w:bCs/>
+          <w:lang w:val="en-US" w:eastAsia="zh-CN"/>
+        </w:rPr>
+        <w:t>Action</w:t>
+      </w:r>
+      <w:r>
+        <w:rPr>
+          <w:rFonts w:hint="eastAsia"/>
+          <w:b/>
+          <w:bCs/>
+          <w:lang w:val="en-US" w:eastAsia="zh-CN"/>
+        </w:rPr>
+        <w:tab/>
+      </w:r>
+      <w:r>
+        <w:rPr>
+          <w:rFonts w:hint="eastAsia"/>
+          <w:b/>
+          <w:bCs/>
+          <w:lang w:val="en-US" w:eastAsia="zh-CN"/>
+        </w:rPr>
+        <w:t>技能</w:t>
+      </w:r>
+      <w:r>
+        <w:rPr>
+          <w:rFonts w:hint="default"/>
+          <w:b/>
+          <w:bCs/>
+          <w:lang w:val="en-US" w:eastAsia="zh-CN"/>
+        </w:rPr>
+        <w:t>热键操作</w:t>
+      </w:r>
+    </w:p>
+    <w:p>
+      <w:pPr>
+        <w:ind w:firstLine="420" w:firstLineChars="0"/>
+        <w:rPr>
+          <w:rFonts w:hint="default"/>
+          <w:lang w:val="en-US" w:eastAsia="zh-CN"/>
+        </w:rPr>
+      </w:pPr>
+      <w:r>
+        <w:rPr>
+          <w:rFonts w:hint="default"/>
+          <w:lang w:val="en-US" w:eastAsia="zh-CN"/>
+        </w:rPr>
+        <w:t>改变技能的快捷键，使用hotkeys.json中button_action_list对应值</w:t>
+      </w:r>
+      <w:r>
+        <w:rPr>
+          <w:rFonts w:hint="eastAsia"/>
+          <w:lang w:val="en-US" w:eastAsia="zh-CN"/>
+        </w:rPr>
+        <w:t>。</w:t>
+      </w:r>
+    </w:p>
+    <w:p>
+      <w:pPr>
+        <w:rPr>
+          <w:rFonts w:hint="default"/>
+          <w:b/>
+          <w:bCs/>
+          <w:lang w:val="en-US" w:eastAsia="zh-CN"/>
+        </w:rPr>
+      </w:pPr>
+      <w:r>
+        <w:rPr>
+          <w:rFonts w:hint="default"/>
+          <w:b/>
+          <w:bCs/>
+          <w:lang w:val="en-US" w:eastAsia="zh-CN"/>
+        </w:rPr>
+        <w:t>125</w:t>
+      </w:r>
+      <w:r>
+        <w:rPr>
+          <w:rFonts w:hint="eastAsia"/>
+          <w:b/>
+          <w:bCs/>
+          <w:lang w:val="en-US" w:eastAsia="zh-CN"/>
+        </w:rPr>
+        <w:tab/>
+      </w:r>
+      <w:r>
+        <w:rPr>
+          <w:rFonts w:hint="default"/>
+          <w:b/>
+          <w:bCs/>
+          <w:lang w:val="en-US" w:eastAsia="zh-CN"/>
+        </w:rPr>
+        <w:t>Charge Projectile</w:t>
+      </w:r>
+    </w:p>
+    <w:p>
+      <w:pPr>
+        <w:ind w:firstLine="420" w:firstLineChars="0"/>
+        <w:rPr>
+          <w:rFonts w:hint="default"/>
+          <w:lang w:val="en-US" w:eastAsia="zh-CN"/>
+        </w:rPr>
+      </w:pPr>
+      <w:r>
+        <w:rPr>
+          <w:rFonts w:hint="default"/>
+          <w:lang w:val="en-US" w:eastAsia="zh-CN"/>
+        </w:rPr>
+        <w:t>蓄力抛射物_蓄抛</w:t>
+      </w:r>
+      <w:r>
+        <w:rPr>
+          <w:rFonts w:hint="eastAsia"/>
+          <w:lang w:val="en-US" w:eastAsia="zh-CN"/>
+        </w:rPr>
+        <w:t xml:space="preserve"> </w:t>
+      </w:r>
+      <w:r>
+        <w:rPr>
+          <w:rFonts w:hint="default"/>
+          <w:lang w:val="en-US" w:eastAsia="zh-CN"/>
+        </w:rPr>
+        <w:t>[装填弹药单位]：蓄力类型6和7使用的抛射物</w:t>
+      </w:r>
+      <w:r>
+        <w:rPr>
+          <w:rFonts w:hint="eastAsia"/>
+          <w:lang w:val="en-US" w:eastAsia="zh-CN"/>
+        </w:rPr>
+        <w:t>。最后的酋长DLC版本后，近战单位不再会在蓄力抛射物的最小射程内触发蓄力抛射。</w:t>
+      </w:r>
+    </w:p>
+    <w:p>
+      <w:pPr>
+        <w:rPr>
+          <w:rFonts w:hint="default"/>
+          <w:b/>
+          <w:bCs/>
+          <w:lang w:val="en-US" w:eastAsia="zh-CN"/>
+        </w:rPr>
+      </w:pPr>
+      <w:r>
+        <w:rPr>
+          <w:rFonts w:hint="default"/>
+          <w:b/>
+          <w:bCs/>
+          <w:lang w:val="en-US" w:eastAsia="zh-CN"/>
+        </w:rPr>
+        <w:t>126</w:t>
+      </w:r>
+      <w:r>
+        <w:rPr>
+          <w:rFonts w:hint="eastAsia"/>
+          <w:b/>
+          <w:bCs/>
+          <w:lang w:val="en-US" w:eastAsia="zh-CN"/>
+        </w:rPr>
+        <w:tab/>
+      </w:r>
+      <w:r>
+        <w:rPr>
+          <w:rFonts w:hint="default"/>
+          <w:b/>
+          <w:bCs/>
+          <w:lang w:val="en-US" w:eastAsia="zh-CN"/>
+        </w:rPr>
+        <w:t>Available Unit Flag</w:t>
+      </w:r>
+      <w:r>
+        <w:rPr>
+          <w:rFonts w:hint="eastAsia"/>
+          <w:b/>
+          <w:bCs/>
+          <w:lang w:val="en-US" w:eastAsia="zh-CN"/>
+        </w:rPr>
+        <w:t xml:space="preserve"> </w:t>
+      </w:r>
+      <w:r>
+        <w:rPr>
+          <w:rFonts w:hint="default"/>
+          <w:b/>
+          <w:bCs/>
+          <w:lang w:val="en-US" w:eastAsia="zh-CN"/>
+        </w:rPr>
+        <w:t>[可用单位旗帜]</w:t>
+      </w:r>
+    </w:p>
+    <w:p>
+      <w:pPr>
+        <w:ind w:firstLine="420" w:firstLineChars="0"/>
+        <w:rPr>
+          <w:rFonts w:hint="default"/>
+          <w:lang w:val="en-US" w:eastAsia="zh-CN"/>
+        </w:rPr>
+      </w:pPr>
+      <w:r>
+        <w:rPr>
+          <w:rFonts w:hint="eastAsia"/>
+          <w:lang w:val="en-US" w:eastAsia="zh-CN"/>
+        </w:rPr>
+        <w:t>0为禁用，1为启用。</w:t>
+      </w:r>
+      <w:r>
+        <w:rPr>
+          <w:rFonts w:hint="default"/>
+          <w:lang w:val="en-US" w:eastAsia="zh-CN"/>
+        </w:rPr>
+        <w:t>当结合127_DisabledFlag为2或4时，设置可训练单位数量；请使用Modify Attribute 126而不是Enable Unit来启用训练有限的单位。(蜀魏吴刘备曹操孙坚使用)</w:t>
+      </w:r>
+    </w:p>
+    <w:p>
+      <w:pPr>
+        <w:rPr>
+          <w:rFonts w:hint="default"/>
+          <w:b/>
+          <w:bCs/>
+          <w:lang w:val="en-US" w:eastAsia="zh-CN"/>
+        </w:rPr>
+      </w:pPr>
+      <w:r>
+        <w:rPr>
+          <w:rFonts w:hint="default"/>
+          <w:b/>
+          <w:bCs/>
+          <w:lang w:val="en-US" w:eastAsia="zh-CN"/>
+        </w:rPr>
+        <w:t>127</w:t>
+      </w:r>
+      <w:r>
+        <w:rPr>
+          <w:rFonts w:hint="eastAsia"/>
+          <w:b/>
+          <w:bCs/>
+          <w:lang w:val="en-US" w:eastAsia="zh-CN"/>
+        </w:rPr>
+        <w:tab/>
+      </w:r>
+      <w:r>
+        <w:rPr>
+          <w:rFonts w:hint="default"/>
+          <w:b/>
+          <w:bCs/>
+          <w:lang w:val="en-US" w:eastAsia="zh-CN"/>
+        </w:rPr>
+        <w:t>Disabled Unit Flag</w:t>
+      </w:r>
+      <w:r>
+        <w:rPr>
+          <w:rFonts w:hint="eastAsia"/>
+          <w:b/>
+          <w:bCs/>
+          <w:lang w:val="en-US" w:eastAsia="zh-CN"/>
+        </w:rPr>
+        <w:t xml:space="preserve"> </w:t>
+      </w:r>
+      <w:r>
+        <w:rPr>
+          <w:rFonts w:hint="default"/>
+          <w:b/>
+          <w:bCs/>
+          <w:lang w:val="en-US" w:eastAsia="zh-CN"/>
+        </w:rPr>
+        <w:t>[禁用单位旗帜]</w:t>
+      </w:r>
+    </w:p>
+    <w:p>
+      <w:pPr>
+        <w:ind w:firstLine="420" w:firstLineChars="0"/>
+        <w:rPr>
+          <w:rFonts w:hint="eastAsia"/>
+          <w:lang w:val="en-US" w:eastAsia="zh-CN"/>
+        </w:rPr>
+      </w:pPr>
+      <w:r>
+        <w:rPr>
+          <w:rFonts w:hint="default"/>
+          <w:lang w:val="en-US" w:eastAsia="zh-CN"/>
+        </w:rPr>
+        <w:t>0≡默认；1≡禁用；2≡有限的，死后无法重新训练；4≡有限的，死后可以重新训练</w:t>
+      </w:r>
+      <w:r>
+        <w:rPr>
+          <w:rFonts w:hint="eastAsia"/>
+          <w:lang w:val="en-US" w:eastAsia="zh-CN"/>
+        </w:rPr>
+        <w:t>；</w:t>
+      </w:r>
+    </w:p>
+    <w:p>
+      <w:pPr>
+        <w:ind w:firstLine="420" w:firstLineChars="0"/>
+        <w:rPr>
+          <w:rFonts w:hint="default"/>
+          <w:lang w:val="en-US" w:eastAsia="zh-CN"/>
+        </w:rPr>
+      </w:pPr>
+      <w:r>
+        <w:rPr>
+          <w:rFonts w:hint="eastAsia"/>
+          <w:lang w:val="en-US" w:eastAsia="zh-CN"/>
+        </w:rPr>
+        <w:t>8</w:t>
+      </w:r>
+      <w:r>
+        <w:rPr>
+          <w:rFonts w:hint="default"/>
+          <w:lang w:val="en-US" w:eastAsia="zh-CN"/>
+        </w:rPr>
+        <w:t>≡</w:t>
+      </w:r>
+      <w:r>
+        <w:rPr>
+          <w:rFonts w:hint="eastAsia"/>
+          <w:lang w:val="en-US" w:eastAsia="zh-CN"/>
+        </w:rPr>
+        <w:t>达到上限后训练按钮消失</w:t>
+      </w:r>
     </w:p>
     <w:p>
       <w:pPr>

--- a/笔记 (2026.05.05).docx
+++ b/笔记 (2026.05.05).docx
@@ -2051,6 +2051,37 @@
     </w:p>
     <w:p>
       <w:pPr>
+        <w:ind w:firstLine="420" w:firstLineChars="0"/>
+        <w:rPr>
+          <w:rFonts w:hint="default"/>
+          <w:b w:val="0"/>
+          <w:bCs w:val="0"/>
+          <w:lang w:val="en-US" w:eastAsia="zh-CN"/>
+        </w:rPr>
+      </w:pPr>
+      <w:r>
+        <w:rPr>
+          <w:rFonts w:hint="eastAsia"/>
+          <w:b w:val="0"/>
+          <w:bCs w:val="0"/>
+          <w:lang w:val="en-US" w:eastAsia="zh-CN"/>
+        </w:rPr>
+        <w:t>(对强化同一属性，且目标为相同种属的指令，似乎即使设置不同值也计入相同上限</w:t>
+      </w:r>
+      <w:bookmarkStart w:id="0" w:name="_GoBack"/>
+      <w:bookmarkEnd w:id="0"/>
+      <w:r>
+        <w:rPr>
+          <w:rFonts w:hint="eastAsia"/>
+          <w:b w:val="0"/>
+          <w:bCs w:val="0"/>
+          <w:lang w:val="en-US" w:eastAsia="zh-CN"/>
+        </w:rPr>
+        <w:t>)</w:t>
+      </w:r>
+    </w:p>
+    <w:p>
+      <w:pPr>
         <w:rPr>
           <w:rFonts w:hint="default"/>
           <w:b w:val="0"/>
@@ -2153,7 +2184,7 @@
     <w:p>
       <w:pPr>
         <w:rPr>
-          <w:rFonts w:hint="default"/>
+          <w:rFonts w:hint="eastAsia" w:eastAsiaTheme="minorEastAsia"/>
           <w:b w:val="0"/>
           <w:bCs w:val="0"/>
           <w:lang w:val="en-US" w:eastAsia="zh-CN"/>
@@ -4579,8 +4610,6 @@
         </w:rPr>
         <w:t>位</w:t>
       </w:r>
-      <w:bookmarkStart w:id="0" w:name="_GoBack"/>
-      <w:bookmarkEnd w:id="0"/>
     </w:p>
     <w:p>
       <w:pPr>
@@ -9954,7 +9983,6 @@
             <w:insideH w:val="none" w:color="auto" w:sz="0" w:space="0"/>
             <w:insideV w:val="none" w:color="auto" w:sz="0" w:space="0"/>
           </w:tblBorders>
-          <w:shd w:val="clear" w:color="auto" w:fill="auto"/>
           <w:tblCellMar>
             <w:top w:w="15" w:type="dxa"/>
             <w:left w:w="15" w:type="dxa"/>
